--- a/lessons/6-7/downloads/reveal/teacher/6.7-session-1-prerequisite-practice-a.docx
+++ b/lessons/6-7/downloads/reveal/teacher/6.7-session-1-prerequisite-practice-a.docx
@@ -15,10 +15,28 @@
         <w:rPr>
           <w:rFonts w:ascii="Avenir Next" w:hAnsi="Avenir Next" w:cs="Avenir Next" w:eastAsia="Avenir Next"/>
           <w:color w:val="1A1A1A"/>
+          <w:sz w:val="22"/>
+          <w:szCs w:val="20"/>
+        </w:rPr>
+        <w:t xml:space="preserve">Name</w:t>
+      </w:r>
+      <w:r>
+        <w:rPr>
+          <w:rFonts w:ascii="Avenir Next" w:hAnsi="Avenir Next" w:cs="Avenir Next" w:eastAsia="Avenir Next"/>
+          <w:color w:val="1A1A1A"/>
           <w:sz w:val="20"/>
           <w:szCs w:val="20"/>
         </w:rPr>
-        <w:t xml:space="preserve">Name</w:t>
+        <w:tab/>
+      </w:r>
+      <w:r>
+        <w:rPr>
+          <w:rFonts w:ascii="Avenir Next" w:hAnsi="Avenir Next" w:cs="Avenir Next" w:eastAsia="Avenir Next"/>
+          <w:color w:val="1A1A1A"/>
+          <w:sz w:val="22"/>
+          <w:szCs w:val="20"/>
+        </w:rPr>
+        <w:t xml:space="preserve">   Date</w:t>
       </w:r>
       <w:r>
         <w:rPr>
@@ -33,25 +51,7 @@
         <w:rPr>
           <w:rFonts w:ascii="Avenir Next" w:hAnsi="Avenir Next" w:cs="Avenir Next" w:eastAsia="Avenir Next"/>
           <w:color w:val="1A1A1A"/>
-          <w:sz w:val="20"/>
-          <w:szCs w:val="20"/>
-        </w:rPr>
-        <w:t xml:space="preserve">   Date</w:t>
-      </w:r>
-      <w:r>
-        <w:rPr>
-          <w:rFonts w:ascii="Avenir Next" w:hAnsi="Avenir Next" w:cs="Avenir Next" w:eastAsia="Avenir Next"/>
-          <w:color w:val="1A1A1A"/>
-          <w:sz w:val="20"/>
-          <w:szCs w:val="20"/>
-        </w:rPr>
-        <w:tab/>
-      </w:r>
-      <w:r>
-        <w:rPr>
-          <w:rFonts w:ascii="Avenir Next" w:hAnsi="Avenir Next" w:cs="Avenir Next" w:eastAsia="Avenir Next"/>
-          <w:color w:val="1A1A1A"/>
-          <w:sz w:val="20"/>
+          <w:sz w:val="22"/>
           <w:szCs w:val="20"/>
         </w:rPr>
         <w:t xml:space="preserve">   Period</w:t>
@@ -78,7 +78,7 @@
           <w:caps/>
           <w:color w:val="003A70"/>
           <w:spacing w:val="12"/>
-          <w:sz w:val="19"/>
+          <w:sz w:val="22"/>
           <w:szCs w:val="19"/>
         </w:rPr>
         <w:t xml:space="preserve">Lesson 6-7  ·  Session 1  ·  Prerequisite Practice A  ·  Skill 1 of 2</w:t>
@@ -86,6 +86,7 @@
     </w:p>
     <w:p>
       <w:pPr>
+        <w:pStyle w:val="Heading1"/>
         <w:keepNext/>
         <w:spacing w:before="0" w:after="10" w:line="240" w:lineRule="auto"/>
       </w:pPr>
@@ -111,7 +112,7 @@
         <w:rPr>
           <w:rFonts w:ascii="Avenir Next" w:hAnsi="Avenir Next" w:cs="Avenir Next" w:eastAsia="Avenir Next"/>
           <w:color w:val="5A5F66"/>
-          <w:sz w:val="17"/>
+          <w:sz w:val="22"/>
           <w:szCs w:val="17"/>
         </w:rPr>
         <w:t xml:space="preserve">Builds on Grade 3 · 3.OA.C.7</w:t>
@@ -154,6 +155,7 @@
           </w:tcPr>
           <w:p>
             <w:pPr>
+              <w:pStyle w:val="Heading2"/>
               <w:spacing w:before="0" w:after="0" w:line="252" w:lineRule="auto"/>
             </w:pPr>
             <w:r>
@@ -183,7 +185,7 @@
               <w:rPr>
                 <w:rFonts w:ascii="Avenir Next" w:hAnsi="Avenir Next" w:cs="Avenir Next" w:eastAsia="Avenir Next"/>
                 <w:color w:val="1A1A1A"/>
-                <w:sz w:val="20"/>
+                <w:sz w:val="22"/>
                 <w:szCs w:val="20"/>
               </w:rPr>
               <w:t xml:space="preserve">You will find the GCF of numbers like 18 and 27, so you need fast facts.</w:t>
@@ -203,6 +205,7 @@
           </w:tcPr>
           <w:p>
             <w:pPr>
+              <w:pStyle w:val="Heading2"/>
               <w:spacing w:before="0" w:after="0" w:line="252" w:lineRule="auto"/>
             </w:pPr>
             <w:r>
@@ -232,7 +235,7 @@
               <w:rPr>
                 <w:rFonts w:ascii="Avenir Next" w:hAnsi="Avenir Next" w:cs="Avenir Next" w:eastAsia="Avenir Next"/>
                 <w:color w:val="1A1A1A"/>
-                <w:sz w:val="20"/>
+                <w:sz w:val="22"/>
                 <w:szCs w:val="20"/>
               </w:rPr>
               <w:t xml:space="preserve">Find a missing factor, like </w:t>
@@ -251,7 +254,7 @@
               <w:rPr>
                 <w:rFonts w:ascii="Avenir Next" w:hAnsi="Avenir Next" w:cs="Avenir Next" w:eastAsia="Avenir Next"/>
                 <w:color w:val="1A1A1A"/>
-                <w:sz w:val="20"/>
+                <w:sz w:val="22"/>
                 <w:szCs w:val="20"/>
               </w:rPr>
               <w:t xml:space="preserve"> × 9 = 27.  </w:t>
@@ -261,7 +264,7 @@
                 <w:rFonts w:ascii="Avenir Next" w:hAnsi="Avenir Next" w:cs="Avenir Next" w:eastAsia="Avenir Next"/>
                 <w:b/>
                 <w:color w:val="1A1A1A"/>
-                <w:sz w:val="20"/>
+                <w:sz w:val="22"/>
                 <w:szCs w:val="20"/>
               </w:rPr>
               <w:t xml:space="preserve">You will use it in Practice Form A, problems 2 and 4.</w:t>
@@ -272,6 +275,7 @@
     </w:tbl>
     <w:p>
       <w:pPr>
+        <w:pStyle w:val="Heading2"/>
         <w:keepNext/>
         <w:pBdr>
           <w:bottom w:val="single" w:sz="8" w:space="3" w:color="003A70"/>
@@ -287,7 +291,7 @@
           <w:b/>
           <w:color w:val="003A70"/>
           <w:spacing w:val="14"/>
-          <w:sz w:val="19"/>
+          <w:sz w:val="22"/>
           <w:szCs w:val="19"/>
         </w:rPr>
         <w:t xml:space="preserve">STEPS TO FOLLOW</w:t>
@@ -306,7 +310,7 @@
           <w:rFonts w:ascii="Avenir Next" w:hAnsi="Avenir Next" w:cs="Avenir Next" w:eastAsia="Avenir Next"/>
           <w:i/>
           <w:color w:val="5A5F66"/>
-          <w:sz w:val="17"/>
+          <w:sz w:val="22"/>
           <w:szCs w:val="17"/>
         </w:rPr>
         <w:t xml:space="preserve">use these same steps on every problem</w:t>
@@ -348,6 +352,7 @@
           </w:tcPr>
           <w:p>
             <w:pPr>
+              <w:pStyle w:val="Heading1"/>
               <w:spacing w:before="0" w:after="0" w:line="240" w:lineRule="auto"/>
               <w:jc w:val="center"/>
             </w:pPr>
@@ -376,7 +381,7 @@
               <w:rPr>
                 <w:rFonts w:ascii="Avenir Next" w:hAnsi="Avenir Next" w:cs="Avenir Next" w:eastAsia="Avenir Next"/>
                 <w:color w:val="1A1A1A"/>
-                <w:sz w:val="21"/>
+                <w:sz w:val="22"/>
                 <w:szCs w:val="21"/>
               </w:rPr>
               <w:t xml:space="preserve">Find the </w:t>
@@ -386,7 +391,7 @@
                 <w:rFonts w:ascii="Avenir Next" w:hAnsi="Avenir Next" w:cs="Avenir Next" w:eastAsia="Avenir Next"/>
                 <w:b/>
                 <w:color w:val="1A1A1A"/>
-                <w:sz w:val="21"/>
+                <w:sz w:val="22"/>
                 <w:szCs w:val="21"/>
               </w:rPr>
               <w:t xml:space="preserve">known factor</w:t>
@@ -395,7 +400,7 @@
               <w:rPr>
                 <w:rFonts w:ascii="Avenir Next" w:hAnsi="Avenir Next" w:cs="Avenir Next" w:eastAsia="Avenir Next"/>
                 <w:color w:val="1A1A1A"/>
-                <w:sz w:val="21"/>
+                <w:sz w:val="22"/>
                 <w:szCs w:val="21"/>
               </w:rPr>
               <w:t xml:space="preserve"> and the product.</w:t>
@@ -414,6 +419,7 @@
           </w:tcPr>
           <w:p>
             <w:pPr>
+              <w:pStyle w:val="Heading1"/>
               <w:spacing w:before="0" w:after="0" w:line="240" w:lineRule="auto"/>
               <w:jc w:val="center"/>
             </w:pPr>
@@ -443,7 +449,7 @@
                 <w:rFonts w:ascii="Avenir Next" w:hAnsi="Avenir Next" w:cs="Avenir Next" w:eastAsia="Avenir Next"/>
                 <w:b/>
                 <w:color w:val="1A1A1A"/>
-                <w:sz w:val="21"/>
+                <w:sz w:val="22"/>
                 <w:szCs w:val="21"/>
               </w:rPr>
               <w:t xml:space="preserve">Count by</w:t>
@@ -452,7 +458,7 @@
               <w:rPr>
                 <w:rFonts w:ascii="Avenir Next" w:hAnsi="Avenir Next" w:cs="Avenir Next" w:eastAsia="Avenir Next"/>
                 <w:color w:val="1A1A1A"/>
-                <w:sz w:val="21"/>
+                <w:sz w:val="22"/>
                 <w:szCs w:val="21"/>
               </w:rPr>
               <w:t xml:space="preserve"> the known factor until you reach the product.</w:t>
@@ -471,6 +477,7 @@
           </w:tcPr>
           <w:p>
             <w:pPr>
+              <w:pStyle w:val="Heading1"/>
               <w:spacing w:before="0" w:after="0" w:line="240" w:lineRule="auto"/>
               <w:jc w:val="center"/>
             </w:pPr>
@@ -499,7 +506,7 @@
               <w:rPr>
                 <w:rFonts w:ascii="Avenir Next" w:hAnsi="Avenir Next" w:cs="Avenir Next" w:eastAsia="Avenir Next"/>
                 <w:color w:val="1A1A1A"/>
-                <w:sz w:val="21"/>
+                <w:sz w:val="22"/>
                 <w:szCs w:val="21"/>
               </w:rPr>
               <w:t xml:space="preserve">The </w:t>
@@ -509,7 +516,7 @@
                 <w:rFonts w:ascii="Avenir Next" w:hAnsi="Avenir Next" w:cs="Avenir Next" w:eastAsia="Avenir Next"/>
                 <w:b/>
                 <w:color w:val="1A1A1A"/>
-                <w:sz w:val="21"/>
+                <w:sz w:val="22"/>
                 <w:szCs w:val="21"/>
               </w:rPr>
               <w:t xml:space="preserve">number of jumps</w:t>
@@ -518,7 +525,7 @@
               <w:rPr>
                 <w:rFonts w:ascii="Avenir Next" w:hAnsi="Avenir Next" w:cs="Avenir Next" w:eastAsia="Avenir Next"/>
                 <w:color w:val="1A1A1A"/>
-                <w:sz w:val="21"/>
+                <w:sz w:val="22"/>
                 <w:szCs w:val="21"/>
               </w:rPr>
               <w:t xml:space="preserve"> is the missing factor. Check by multiplying.</w:t>
@@ -529,6 +536,7 @@
     </w:tbl>
     <w:p>
       <w:pPr>
+        <w:pStyle w:val="Heading2"/>
         <w:keepNext/>
         <w:pBdr>
           <w:bottom w:val="single" w:sz="8" w:space="3" w:color="003A70"/>
@@ -544,7 +552,7 @@
           <w:b/>
           <w:color w:val="003A70"/>
           <w:spacing w:val="14"/>
-          <w:sz w:val="19"/>
+          <w:sz w:val="22"/>
           <w:szCs w:val="19"/>
         </w:rPr>
         <w:t xml:space="preserve">WATCH ME</w:t>
@@ -563,7 +571,7 @@
           <w:rFonts w:ascii="Avenir Next" w:hAnsi="Avenir Next" w:cs="Avenir Next" w:eastAsia="Avenir Next"/>
           <w:i/>
           <w:color w:val="5A5F66"/>
-          <w:sz w:val="17"/>
+          <w:sz w:val="22"/>
           <w:szCs w:val="17"/>
         </w:rPr>
         <w:t xml:space="preserve">the steps in action</w:t>
@@ -578,17 +586,17 @@
           <w:rFonts w:ascii="Avenir Next" w:hAnsi="Avenir Next" w:cs="Avenir Next" w:eastAsia="Avenir Next"/>
           <w:b/>
           <w:color w:val="1A1A1A"/>
+          <w:sz w:val="22"/>
+          <w:szCs w:val="21"/>
+        </w:rPr>
+        <w:t xml:space="preserve">Find the missing factor: </w:t>
+      </w:r>
+      <w:r>
+        <w:rPr>
+          <w:rFonts w:ascii="Avenir Next" w:hAnsi="Avenir Next" w:cs="Avenir Next" w:eastAsia="Avenir Next"/>
+          <w:color w:val="1A1A1A"/>
           <w:sz w:val="21"/>
           <w:szCs w:val="21"/>
-        </w:rPr>
-        <w:t xml:space="preserve">Find the missing factor: </w:t>
-      </w:r>
-      <w:r>
-        <w:rPr>
-          <w:rFonts w:ascii="Avenir Next" w:hAnsi="Avenir Next" w:cs="Avenir Next" w:eastAsia="Avenir Next"/>
-          <w:color w:val="1A1A1A"/>
-          <w:sz w:val="21"/>
-          <w:szCs w:val="21"/>
           <w:u w:val="single"/>
         </w:rPr>
         <w:t xml:space="preserve">      </w:t>
@@ -598,7 +606,7 @@
           <w:rFonts w:ascii="Avenir Next" w:hAnsi="Avenir Next" w:cs="Avenir Next" w:eastAsia="Avenir Next"/>
           <w:b/>
           <w:color w:val="1A1A1A"/>
-          <w:sz w:val="21"/>
+          <w:sz w:val="22"/>
           <w:szCs w:val="21"/>
         </w:rPr>
         <w:t xml:space="preserve"> × 9 = 27.</w:t>
@@ -617,25 +625,25 @@
           <w:rFonts w:ascii="Avenir Next" w:hAnsi="Avenir Next" w:cs="Avenir Next" w:eastAsia="Avenir Next"/>
           <w:b/>
           <w:color w:val="003A70"/>
+          <w:sz w:val="22"/>
+          <w:szCs w:val="19"/>
+        </w:rPr>
+        <w:t xml:space="preserve">Step 1</w:t>
+      </w:r>
+      <w:r>
+        <w:rPr>
+          <w:rFonts w:ascii="Avenir Next" w:hAnsi="Avenir Next" w:cs="Avenir Next" w:eastAsia="Avenir Next"/>
+          <w:color w:val="1A1A1A"/>
           <w:sz w:val="19"/>
           <w:szCs w:val="19"/>
         </w:rPr>
-        <w:t xml:space="preserve">Step 1</w:t>
-      </w:r>
-      <w:r>
-        <w:rPr>
-          <w:rFonts w:ascii="Avenir Next" w:hAnsi="Avenir Next" w:cs="Avenir Next" w:eastAsia="Avenir Next"/>
-          <w:color w:val="1A1A1A"/>
-          <w:sz w:val="19"/>
-          <w:szCs w:val="19"/>
-        </w:rPr>
         <w:tab/>
       </w:r>
       <w:r>
         <w:rPr>
           <w:rFonts w:ascii="Avenir Next" w:hAnsi="Avenir Next" w:cs="Avenir Next" w:eastAsia="Avenir Next"/>
           <w:color w:val="1A1A1A"/>
-          <w:sz w:val="21"/>
+          <w:sz w:val="22"/>
           <w:szCs w:val="21"/>
         </w:rPr>
         <w:t xml:space="preserve">The known factor is 9. The product is 27.</w:t>
@@ -654,25 +662,25 @@
           <w:rFonts w:ascii="Avenir Next" w:hAnsi="Avenir Next" w:cs="Avenir Next" w:eastAsia="Avenir Next"/>
           <w:b/>
           <w:color w:val="003A70"/>
+          <w:sz w:val="22"/>
+          <w:szCs w:val="19"/>
+        </w:rPr>
+        <w:t xml:space="preserve">Step 2</w:t>
+      </w:r>
+      <w:r>
+        <w:rPr>
+          <w:rFonts w:ascii="Avenir Next" w:hAnsi="Avenir Next" w:cs="Avenir Next" w:eastAsia="Avenir Next"/>
+          <w:color w:val="1A1A1A"/>
           <w:sz w:val="19"/>
           <w:szCs w:val="19"/>
         </w:rPr>
-        <w:t xml:space="preserve">Step 2</w:t>
-      </w:r>
-      <w:r>
-        <w:rPr>
-          <w:rFonts w:ascii="Avenir Next" w:hAnsi="Avenir Next" w:cs="Avenir Next" w:eastAsia="Avenir Next"/>
-          <w:color w:val="1A1A1A"/>
-          <w:sz w:val="19"/>
-          <w:szCs w:val="19"/>
-        </w:rPr>
         <w:tab/>
       </w:r>
       <w:r>
         <w:rPr>
           <w:rFonts w:ascii="Avenir Next" w:hAnsi="Avenir Next" w:cs="Avenir Next" w:eastAsia="Avenir Next"/>
           <w:color w:val="1A1A1A"/>
-          <w:sz w:val="21"/>
+          <w:sz w:val="22"/>
           <w:szCs w:val="21"/>
         </w:rPr>
         <w:t xml:space="preserve">Count by 9s: 9, 18, 27.</w:t>
@@ -691,25 +699,25 @@
           <w:rFonts w:ascii="Avenir Next" w:hAnsi="Avenir Next" w:cs="Avenir Next" w:eastAsia="Avenir Next"/>
           <w:b/>
           <w:color w:val="003A70"/>
+          <w:sz w:val="22"/>
+          <w:szCs w:val="19"/>
+        </w:rPr>
+        <w:t xml:space="preserve">Step 3</w:t>
+      </w:r>
+      <w:r>
+        <w:rPr>
+          <w:rFonts w:ascii="Avenir Next" w:hAnsi="Avenir Next" w:cs="Avenir Next" w:eastAsia="Avenir Next"/>
+          <w:color w:val="1A1A1A"/>
           <w:sz w:val="19"/>
           <w:szCs w:val="19"/>
         </w:rPr>
-        <w:t xml:space="preserve">Step 3</w:t>
-      </w:r>
-      <w:r>
-        <w:rPr>
-          <w:rFonts w:ascii="Avenir Next" w:hAnsi="Avenir Next" w:cs="Avenir Next" w:eastAsia="Avenir Next"/>
-          <w:color w:val="1A1A1A"/>
-          <w:sz w:val="19"/>
-          <w:szCs w:val="19"/>
-        </w:rPr>
         <w:tab/>
       </w:r>
       <w:r>
         <w:rPr>
           <w:rFonts w:ascii="Avenir Next" w:hAnsi="Avenir Next" w:cs="Avenir Next" w:eastAsia="Avenir Next"/>
           <w:color w:val="1A1A1A"/>
-          <w:sz w:val="21"/>
+          <w:sz w:val="22"/>
           <w:szCs w:val="21"/>
         </w:rPr>
         <w:t xml:space="preserve">That is 3 jumps. Check: 3 × 9 = 27.</w:t>
@@ -728,18 +736,18 @@
           <w:rFonts w:ascii="Avenir Next" w:hAnsi="Avenir Next" w:cs="Avenir Next" w:eastAsia="Avenir Next"/>
           <w:b/>
           <w:color w:val="1A1A1A"/>
+          <w:sz w:val="22"/>
+          <w:szCs w:val="21"/>
+        </w:rPr>
+        <w:t xml:space="preserve">Answer</w:t>
+      </w:r>
+      <w:r>
+        <w:rPr>
+          <w:rFonts w:ascii="Avenir Next" w:hAnsi="Avenir Next" w:cs="Avenir Next" w:eastAsia="Avenir Next"/>
+          <w:color w:val="1A1A1A"/>
           <w:sz w:val="21"/>
           <w:szCs w:val="21"/>
         </w:rPr>
-        <w:t xml:space="preserve">Answer</w:t>
-      </w:r>
-      <w:r>
-        <w:rPr>
-          <w:rFonts w:ascii="Avenir Next" w:hAnsi="Avenir Next" w:cs="Avenir Next" w:eastAsia="Avenir Next"/>
-          <w:color w:val="1A1A1A"/>
-          <w:sz w:val="21"/>
-          <w:szCs w:val="21"/>
-        </w:rPr>
         <w:tab/>
       </w:r>
       <w:r>
@@ -747,7 +755,7 @@
           <w:rFonts w:ascii="Avenir Next" w:hAnsi="Avenir Next" w:cs="Avenir Next" w:eastAsia="Avenir Next"/>
           <w:b/>
           <w:color w:val="1A1A1A"/>
-          <w:sz w:val="21"/>
+          <w:sz w:val="22"/>
           <w:szCs w:val="21"/>
         </w:rPr>
         <w:t xml:space="preserve">3</w:t>
@@ -755,6 +763,7 @@
     </w:p>
     <w:p>
       <w:pPr>
+        <w:pStyle w:val="Heading2"/>
         <w:keepNext/>
         <w:pBdr>
           <w:bottom w:val="single" w:sz="8" w:space="3" w:color="003A70"/>
@@ -770,7 +779,7 @@
           <w:b/>
           <w:color w:val="003A70"/>
           <w:spacing w:val="14"/>
-          <w:sz w:val="19"/>
+          <w:sz w:val="22"/>
           <w:szCs w:val="19"/>
         </w:rPr>
         <w:t xml:space="preserve">TRY IT WITH HELP</w:t>
@@ -789,7 +798,7 @@
           <w:rFonts w:ascii="Avenir Next" w:hAnsi="Avenir Next" w:cs="Avenir Next" w:eastAsia="Avenir Next"/>
           <w:i/>
           <w:color w:val="5A5F66"/>
-          <w:sz w:val="17"/>
+          <w:sz w:val="22"/>
           <w:szCs w:val="17"/>
         </w:rPr>
         <w:t xml:space="preserve">fill in each step</w:t>
@@ -866,35 +875,35 @@
           <w:rFonts w:ascii="Avenir Next" w:hAnsi="Avenir Next" w:cs="Avenir Next" w:eastAsia="Avenir Next"/>
           <w:b/>
           <w:color w:val="003A70"/>
+          <w:sz w:val="22"/>
+          <w:szCs w:val="18"/>
+        </w:rPr>
+        <w:t xml:space="preserve">Step 1</w:t>
+      </w:r>
+      <w:r>
+        <w:rPr>
+          <w:rFonts w:ascii="Avenir Next" w:hAnsi="Avenir Next" w:cs="Avenir Next" w:eastAsia="Avenir Next"/>
+          <w:color w:val="1A1A1A"/>
           <w:sz w:val="18"/>
           <w:szCs w:val="18"/>
         </w:rPr>
-        <w:t xml:space="preserve">Step 1</w:t>
-      </w:r>
-      <w:r>
-        <w:rPr>
-          <w:rFonts w:ascii="Avenir Next" w:hAnsi="Avenir Next" w:cs="Avenir Next" w:eastAsia="Avenir Next"/>
-          <w:color w:val="1A1A1A"/>
-          <w:sz w:val="18"/>
-          <w:szCs w:val="18"/>
-        </w:rPr>
         <w:tab/>
       </w:r>
       <w:r>
         <w:rPr>
           <w:rFonts w:ascii="Avenir Next" w:hAnsi="Avenir Next" w:cs="Avenir Next" w:eastAsia="Avenir Next"/>
           <w:color w:val="1A1A1A"/>
+          <w:sz w:val="22"/>
+          <w:szCs w:val="21"/>
+        </w:rPr>
+        <w:t xml:space="preserve">The known factor is </w:t>
+      </w:r>
+      <w:r>
+        <w:rPr>
+          <w:rFonts w:ascii="Avenir Next" w:hAnsi="Avenir Next" w:cs="Avenir Next" w:eastAsia="Avenir Next"/>
+          <w:color w:val="1A1A1A"/>
           <w:sz w:val="21"/>
           <w:szCs w:val="21"/>
-        </w:rPr>
-        <w:t xml:space="preserve">The known factor is </w:t>
-      </w:r>
-      <w:r>
-        <w:rPr>
-          <w:rFonts w:ascii="Avenir Next" w:hAnsi="Avenir Next" w:cs="Avenir Next" w:eastAsia="Avenir Next"/>
-          <w:color w:val="1A1A1A"/>
-          <w:sz w:val="21"/>
-          <w:szCs w:val="21"/>
           <w:u w:val="single"/>
         </w:rPr>
         <w:t xml:space="preserve">                </w:t>
@@ -903,7 +912,7 @@
         <w:rPr>
           <w:rFonts w:ascii="Avenir Next" w:hAnsi="Avenir Next" w:cs="Avenir Next" w:eastAsia="Avenir Next"/>
           <w:color w:val="1A1A1A"/>
-          <w:sz w:val="21"/>
+          <w:sz w:val="22"/>
           <w:szCs w:val="21"/>
         </w:rPr>
         <w:t xml:space="preserve">.</w:t>
@@ -923,28 +932,47 @@
           <w:rFonts w:ascii="Avenir Next" w:hAnsi="Avenir Next" w:cs="Avenir Next" w:eastAsia="Avenir Next"/>
           <w:b/>
           <w:color w:val="003A70"/>
+          <w:sz w:val="22"/>
+          <w:szCs w:val="18"/>
+        </w:rPr>
+        <w:t xml:space="preserve">Step 2</w:t>
+      </w:r>
+      <w:r>
+        <w:rPr>
+          <w:rFonts w:ascii="Avenir Next" w:hAnsi="Avenir Next" w:cs="Avenir Next" w:eastAsia="Avenir Next"/>
+          <w:color w:val="1A1A1A"/>
           <w:sz w:val="18"/>
           <w:szCs w:val="18"/>
         </w:rPr>
-        <w:t xml:space="preserve">Step 2</w:t>
-      </w:r>
-      <w:r>
-        <w:rPr>
-          <w:rFonts w:ascii="Avenir Next" w:hAnsi="Avenir Next" w:cs="Avenir Next" w:eastAsia="Avenir Next"/>
-          <w:color w:val="1A1A1A"/>
-          <w:sz w:val="18"/>
-          <w:szCs w:val="18"/>
-        </w:rPr>
         <w:tab/>
       </w:r>
       <w:r>
         <w:rPr>
           <w:rFonts w:ascii="Avenir Next" w:hAnsi="Avenir Next" w:cs="Avenir Next" w:eastAsia="Avenir Next"/>
           <w:color w:val="1A1A1A"/>
+          <w:sz w:val="22"/>
+          <w:szCs w:val="21"/>
+        </w:rPr>
+        <w:t xml:space="preserve">Count by 6s: 6, </w:t>
+      </w:r>
+      <w:r>
+        <w:rPr>
+          <w:rFonts w:ascii="Avenir Next" w:hAnsi="Avenir Next" w:cs="Avenir Next" w:eastAsia="Avenir Next"/>
+          <w:color w:val="1A1A1A"/>
           <w:sz w:val="21"/>
           <w:szCs w:val="21"/>
-        </w:rPr>
-        <w:t xml:space="preserve">Count by 6s: 6, </w:t>
+          <w:u w:val="single"/>
+        </w:rPr>
+        <w:t xml:space="preserve">                </w:t>
+      </w:r>
+      <w:r>
+        <w:rPr>
+          <w:rFonts w:ascii="Avenir Next" w:hAnsi="Avenir Next" w:cs="Avenir Next" w:eastAsia="Avenir Next"/>
+          <w:color w:val="1A1A1A"/>
+          <w:sz w:val="22"/>
+          <w:szCs w:val="21"/>
+        </w:rPr>
+        <w:t xml:space="preserve">, </w:t>
       </w:r>
       <w:r>
         <w:rPr>
@@ -960,26 +988,7 @@
         <w:rPr>
           <w:rFonts w:ascii="Avenir Next" w:hAnsi="Avenir Next" w:cs="Avenir Next" w:eastAsia="Avenir Next"/>
           <w:color w:val="1A1A1A"/>
-          <w:sz w:val="21"/>
-          <w:szCs w:val="21"/>
-        </w:rPr>
-        <w:t xml:space="preserve">, </w:t>
-      </w:r>
-      <w:r>
-        <w:rPr>
-          <w:rFonts w:ascii="Avenir Next" w:hAnsi="Avenir Next" w:cs="Avenir Next" w:eastAsia="Avenir Next"/>
-          <w:color w:val="1A1A1A"/>
-          <w:sz w:val="21"/>
-          <w:szCs w:val="21"/>
-          <w:u w:val="single"/>
-        </w:rPr>
-        <w:t xml:space="preserve">                </w:t>
-      </w:r>
-      <w:r>
-        <w:rPr>
-          <w:rFonts w:ascii="Avenir Next" w:hAnsi="Avenir Next" w:cs="Avenir Next" w:eastAsia="Avenir Next"/>
-          <w:color w:val="1A1A1A"/>
-          <w:sz w:val="21"/>
+          <w:sz w:val="22"/>
           <w:szCs w:val="21"/>
         </w:rPr>
         <w:t xml:space="preserve">.</w:t>
@@ -999,35 +1008,35 @@
           <w:rFonts w:ascii="Avenir Next" w:hAnsi="Avenir Next" w:cs="Avenir Next" w:eastAsia="Avenir Next"/>
           <w:b/>
           <w:color w:val="003A70"/>
+          <w:sz w:val="22"/>
+          <w:szCs w:val="18"/>
+        </w:rPr>
+        <w:t xml:space="preserve">Step 3</w:t>
+      </w:r>
+      <w:r>
+        <w:rPr>
+          <w:rFonts w:ascii="Avenir Next" w:hAnsi="Avenir Next" w:cs="Avenir Next" w:eastAsia="Avenir Next"/>
+          <w:color w:val="1A1A1A"/>
           <w:sz w:val="18"/>
           <w:szCs w:val="18"/>
         </w:rPr>
-        <w:t xml:space="preserve">Step 3</w:t>
-      </w:r>
-      <w:r>
-        <w:rPr>
-          <w:rFonts w:ascii="Avenir Next" w:hAnsi="Avenir Next" w:cs="Avenir Next" w:eastAsia="Avenir Next"/>
-          <w:color w:val="1A1A1A"/>
-          <w:sz w:val="18"/>
-          <w:szCs w:val="18"/>
-        </w:rPr>
         <w:tab/>
       </w:r>
       <w:r>
         <w:rPr>
           <w:rFonts w:ascii="Avenir Next" w:hAnsi="Avenir Next" w:cs="Avenir Next" w:eastAsia="Avenir Next"/>
           <w:color w:val="1A1A1A"/>
+          <w:sz w:val="22"/>
+          <w:szCs w:val="21"/>
+        </w:rPr>
+        <w:t xml:space="preserve">That is </w:t>
+      </w:r>
+      <w:r>
+        <w:rPr>
+          <w:rFonts w:ascii="Avenir Next" w:hAnsi="Avenir Next" w:cs="Avenir Next" w:eastAsia="Avenir Next"/>
+          <w:color w:val="1A1A1A"/>
           <w:sz w:val="21"/>
           <w:szCs w:val="21"/>
-        </w:rPr>
-        <w:t xml:space="preserve">That is </w:t>
-      </w:r>
-      <w:r>
-        <w:rPr>
-          <w:rFonts w:ascii="Avenir Next" w:hAnsi="Avenir Next" w:cs="Avenir Next" w:eastAsia="Avenir Next"/>
-          <w:color w:val="1A1A1A"/>
-          <w:sz w:val="21"/>
-          <w:szCs w:val="21"/>
           <w:u w:val="single"/>
         </w:rPr>
         <w:t xml:space="preserve">                </w:t>
@@ -1036,7 +1045,7 @@
         <w:rPr>
           <w:rFonts w:ascii="Avenir Next" w:hAnsi="Avenir Next" w:cs="Avenir Next" w:eastAsia="Avenir Next"/>
           <w:color w:val="1A1A1A"/>
-          <w:sz w:val="21"/>
+          <w:sz w:val="22"/>
           <w:szCs w:val="21"/>
         </w:rPr>
         <w:t xml:space="preserve"> jumps.</w:t>
@@ -1118,35 +1127,35 @@
           <w:rFonts w:ascii="Avenir Next" w:hAnsi="Avenir Next" w:cs="Avenir Next" w:eastAsia="Avenir Next"/>
           <w:b/>
           <w:color w:val="003A70"/>
+          <w:sz w:val="22"/>
+          <w:szCs w:val="18"/>
+        </w:rPr>
+        <w:t xml:space="preserve">Step 1</w:t>
+      </w:r>
+      <w:r>
+        <w:rPr>
+          <w:rFonts w:ascii="Avenir Next" w:hAnsi="Avenir Next" w:cs="Avenir Next" w:eastAsia="Avenir Next"/>
+          <w:color w:val="1A1A1A"/>
           <w:sz w:val="18"/>
           <w:szCs w:val="18"/>
         </w:rPr>
-        <w:t xml:space="preserve">Step 1</w:t>
-      </w:r>
-      <w:r>
-        <w:rPr>
-          <w:rFonts w:ascii="Avenir Next" w:hAnsi="Avenir Next" w:cs="Avenir Next" w:eastAsia="Avenir Next"/>
-          <w:color w:val="1A1A1A"/>
-          <w:sz w:val="18"/>
-          <w:szCs w:val="18"/>
-        </w:rPr>
         <w:tab/>
       </w:r>
       <w:r>
         <w:rPr>
           <w:rFonts w:ascii="Avenir Next" w:hAnsi="Avenir Next" w:cs="Avenir Next" w:eastAsia="Avenir Next"/>
           <w:color w:val="1A1A1A"/>
+          <w:sz w:val="22"/>
+          <w:szCs w:val="21"/>
+        </w:rPr>
+        <w:t xml:space="preserve">The known factor is </w:t>
+      </w:r>
+      <w:r>
+        <w:rPr>
+          <w:rFonts w:ascii="Avenir Next" w:hAnsi="Avenir Next" w:cs="Avenir Next" w:eastAsia="Avenir Next"/>
+          <w:color w:val="1A1A1A"/>
           <w:sz w:val="21"/>
           <w:szCs w:val="21"/>
-        </w:rPr>
-        <w:t xml:space="preserve">The known factor is </w:t>
-      </w:r>
-      <w:r>
-        <w:rPr>
-          <w:rFonts w:ascii="Avenir Next" w:hAnsi="Avenir Next" w:cs="Avenir Next" w:eastAsia="Avenir Next"/>
-          <w:color w:val="1A1A1A"/>
-          <w:sz w:val="21"/>
-          <w:szCs w:val="21"/>
           <w:u w:val="single"/>
         </w:rPr>
         <w:t xml:space="preserve">                </w:t>
@@ -1155,7 +1164,7 @@
         <w:rPr>
           <w:rFonts w:ascii="Avenir Next" w:hAnsi="Avenir Next" w:cs="Avenir Next" w:eastAsia="Avenir Next"/>
           <w:color w:val="1A1A1A"/>
-          <w:sz w:val="21"/>
+          <w:sz w:val="22"/>
           <w:szCs w:val="21"/>
         </w:rPr>
         <w:t xml:space="preserve">.</w:t>
@@ -1175,28 +1184,47 @@
           <w:rFonts w:ascii="Avenir Next" w:hAnsi="Avenir Next" w:cs="Avenir Next" w:eastAsia="Avenir Next"/>
           <w:b/>
           <w:color w:val="003A70"/>
+          <w:sz w:val="22"/>
+          <w:szCs w:val="18"/>
+        </w:rPr>
+        <w:t xml:space="preserve">Step 2</w:t>
+      </w:r>
+      <w:r>
+        <w:rPr>
+          <w:rFonts w:ascii="Avenir Next" w:hAnsi="Avenir Next" w:cs="Avenir Next" w:eastAsia="Avenir Next"/>
+          <w:color w:val="1A1A1A"/>
           <w:sz w:val="18"/>
           <w:szCs w:val="18"/>
         </w:rPr>
-        <w:t xml:space="preserve">Step 2</w:t>
-      </w:r>
-      <w:r>
-        <w:rPr>
-          <w:rFonts w:ascii="Avenir Next" w:hAnsi="Avenir Next" w:cs="Avenir Next" w:eastAsia="Avenir Next"/>
-          <w:color w:val="1A1A1A"/>
-          <w:sz w:val="18"/>
-          <w:szCs w:val="18"/>
-        </w:rPr>
         <w:tab/>
       </w:r>
       <w:r>
         <w:rPr>
           <w:rFonts w:ascii="Avenir Next" w:hAnsi="Avenir Next" w:cs="Avenir Next" w:eastAsia="Avenir Next"/>
           <w:color w:val="1A1A1A"/>
+          <w:sz w:val="22"/>
+          <w:szCs w:val="21"/>
+        </w:rPr>
+        <w:t xml:space="preserve">Count by 8s: 8, 16, </w:t>
+      </w:r>
+      <w:r>
+        <w:rPr>
+          <w:rFonts w:ascii="Avenir Next" w:hAnsi="Avenir Next" w:cs="Avenir Next" w:eastAsia="Avenir Next"/>
+          <w:color w:val="1A1A1A"/>
           <w:sz w:val="21"/>
           <w:szCs w:val="21"/>
-        </w:rPr>
-        <w:t xml:space="preserve">Count by 8s: 8, 16, </w:t>
+          <w:u w:val="single"/>
+        </w:rPr>
+        <w:t xml:space="preserve">                </w:t>
+      </w:r>
+      <w:r>
+        <w:rPr>
+          <w:rFonts w:ascii="Avenir Next" w:hAnsi="Avenir Next" w:cs="Avenir Next" w:eastAsia="Avenir Next"/>
+          <w:color w:val="1A1A1A"/>
+          <w:sz w:val="22"/>
+          <w:szCs w:val="21"/>
+        </w:rPr>
+        <w:t xml:space="preserve">, </w:t>
       </w:r>
       <w:r>
         <w:rPr>
@@ -1212,26 +1240,7 @@
         <w:rPr>
           <w:rFonts w:ascii="Avenir Next" w:hAnsi="Avenir Next" w:cs="Avenir Next" w:eastAsia="Avenir Next"/>
           <w:color w:val="1A1A1A"/>
-          <w:sz w:val="21"/>
-          <w:szCs w:val="21"/>
-        </w:rPr>
-        <w:t xml:space="preserve">, </w:t>
-      </w:r>
-      <w:r>
-        <w:rPr>
-          <w:rFonts w:ascii="Avenir Next" w:hAnsi="Avenir Next" w:cs="Avenir Next" w:eastAsia="Avenir Next"/>
-          <w:color w:val="1A1A1A"/>
-          <w:sz w:val="21"/>
-          <w:szCs w:val="21"/>
-          <w:u w:val="single"/>
-        </w:rPr>
-        <w:t xml:space="preserve">                </w:t>
-      </w:r>
-      <w:r>
-        <w:rPr>
-          <w:rFonts w:ascii="Avenir Next" w:hAnsi="Avenir Next" w:cs="Avenir Next" w:eastAsia="Avenir Next"/>
-          <w:color w:val="1A1A1A"/>
-          <w:sz w:val="21"/>
+          <w:sz w:val="22"/>
           <w:szCs w:val="21"/>
         </w:rPr>
         <w:t xml:space="preserve">.</w:t>
@@ -1251,35 +1260,35 @@
           <w:rFonts w:ascii="Avenir Next" w:hAnsi="Avenir Next" w:cs="Avenir Next" w:eastAsia="Avenir Next"/>
           <w:b/>
           <w:color w:val="003A70"/>
+          <w:sz w:val="22"/>
+          <w:szCs w:val="18"/>
+        </w:rPr>
+        <w:t xml:space="preserve">Step 3</w:t>
+      </w:r>
+      <w:r>
+        <w:rPr>
+          <w:rFonts w:ascii="Avenir Next" w:hAnsi="Avenir Next" w:cs="Avenir Next" w:eastAsia="Avenir Next"/>
+          <w:color w:val="1A1A1A"/>
           <w:sz w:val="18"/>
           <w:szCs w:val="18"/>
         </w:rPr>
-        <w:t xml:space="preserve">Step 3</w:t>
-      </w:r>
-      <w:r>
-        <w:rPr>
-          <w:rFonts w:ascii="Avenir Next" w:hAnsi="Avenir Next" w:cs="Avenir Next" w:eastAsia="Avenir Next"/>
-          <w:color w:val="1A1A1A"/>
-          <w:sz w:val="18"/>
-          <w:szCs w:val="18"/>
-        </w:rPr>
         <w:tab/>
       </w:r>
       <w:r>
         <w:rPr>
           <w:rFonts w:ascii="Avenir Next" w:hAnsi="Avenir Next" w:cs="Avenir Next" w:eastAsia="Avenir Next"/>
           <w:color w:val="1A1A1A"/>
+          <w:sz w:val="22"/>
+          <w:szCs w:val="21"/>
+        </w:rPr>
+        <w:t xml:space="preserve">That is </w:t>
+      </w:r>
+      <w:r>
+        <w:rPr>
+          <w:rFonts w:ascii="Avenir Next" w:hAnsi="Avenir Next" w:cs="Avenir Next" w:eastAsia="Avenir Next"/>
+          <w:color w:val="1A1A1A"/>
           <w:sz w:val="21"/>
           <w:szCs w:val="21"/>
-        </w:rPr>
-        <w:t xml:space="preserve">That is </w:t>
-      </w:r>
-      <w:r>
-        <w:rPr>
-          <w:rFonts w:ascii="Avenir Next" w:hAnsi="Avenir Next" w:cs="Avenir Next" w:eastAsia="Avenir Next"/>
-          <w:color w:val="1A1A1A"/>
-          <w:sz w:val="21"/>
-          <w:szCs w:val="21"/>
           <w:u w:val="single"/>
         </w:rPr>
         <w:t xml:space="preserve">                </w:t>
@@ -1288,7 +1297,7 @@
         <w:rPr>
           <w:rFonts w:ascii="Avenir Next" w:hAnsi="Avenir Next" w:cs="Avenir Next" w:eastAsia="Avenir Next"/>
           <w:color w:val="1A1A1A"/>
-          <w:sz w:val="21"/>
+          <w:sz w:val="22"/>
           <w:szCs w:val="21"/>
         </w:rPr>
         <w:t xml:space="preserve"> jumps.</w:t>
@@ -1301,6 +1310,7 @@
     </w:p>
     <w:p>
       <w:pPr>
+        <w:pStyle w:val="Heading2"/>
         <w:keepNext/>
         <w:pBdr>
           <w:bottom w:val="single" w:sz="8" w:space="3" w:color="003A70"/>
@@ -1316,7 +1326,7 @@
           <w:b/>
           <w:color w:val="003A70"/>
           <w:spacing w:val="14"/>
-          <w:sz w:val="19"/>
+          <w:sz w:val="22"/>
           <w:szCs w:val="19"/>
         </w:rPr>
         <w:t xml:space="preserve">YOUR TURN</w:t>
@@ -1335,7 +1345,7 @@
           <w:rFonts w:ascii="Avenir Next" w:hAnsi="Avenir Next" w:cs="Avenir Next" w:eastAsia="Avenir Next"/>
           <w:i/>
           <w:color w:val="5A5F66"/>
-          <w:sz w:val="17"/>
+          <w:sz w:val="22"/>
           <w:szCs w:val="17"/>
         </w:rPr>
         <w:t xml:space="preserve">use the steps on your own</w:t>
@@ -1933,7 +1943,7 @@
       <w:pPr>
         <w:pageBreakBefore/>
         <w:keepNext/>
-        <w:spacing w:before="0" w:after="12" w:line="264" w:lineRule="auto"/>
+        <w:spacing w:before="0" w:after="10" w:line="252" w:lineRule="auto"/>
       </w:pPr>
       <w:r>
         <w:rPr>
@@ -1942,7 +1952,7 @@
           <w:caps/>
           <w:color w:val="003A70"/>
           <w:spacing w:val="12"/>
-          <w:sz w:val="19"/>
+          <w:sz w:val="22"/>
           <w:szCs w:val="19"/>
         </w:rPr>
         <w:t xml:space="preserve">Lesson 6-7  ·  Session 1  ·  Prerequisite Practice A  ·  Skill 2 of 2</w:t>
@@ -1950,8 +1960,9 @@
     </w:p>
     <w:p>
       <w:pPr>
+        <w:pStyle w:val="Heading1"/>
         <w:keepNext/>
-        <w:spacing w:before="0" w:after="10" w:line="240" w:lineRule="auto"/>
+        <w:spacing w:before="0" w:after="8" w:line="240" w:lineRule="auto"/>
       </w:pPr>
       <w:r>
         <w:rPr>
@@ -1969,13 +1980,13 @@
         <w:pBdr>
           <w:bottom w:val="single" w:sz="4" w:space="5" w:color="C9CDD2"/>
         </w:pBdr>
-        <w:spacing w:before="0" w:after="60" w:line="264" w:lineRule="auto"/>
+        <w:spacing w:before="0" w:after="51" w:line="252" w:lineRule="auto"/>
       </w:pPr>
       <w:r>
         <w:rPr>
           <w:rFonts w:ascii="Avenir Next" w:hAnsi="Avenir Next" w:cs="Avenir Next" w:eastAsia="Avenir Next"/>
           <w:color w:val="5A5F66"/>
-          <w:sz w:val="17"/>
+          <w:sz w:val="22"/>
           <w:szCs w:val="17"/>
         </w:rPr>
         <w:t xml:space="preserve">Builds on Grade 4 · 4.OA.B.4</w:t>
@@ -2018,7 +2029,8 @@
           </w:tcPr>
           <w:p>
             <w:pPr>
-              <w:spacing w:before="0" w:after="0" w:line="252" w:lineRule="auto"/>
+              <w:pStyle w:val="Heading2"/>
+              <w:spacing w:before="0" w:after="0" w:line="246" w:lineRule="auto"/>
             </w:pPr>
             <w:r>
               <w:rPr>
@@ -2041,13 +2053,13 @@
           </w:tcPr>
           <w:p>
             <w:pPr>
-              <w:spacing w:before="0" w:after="0" w:line="264" w:lineRule="auto"/>
+              <w:spacing w:before="0" w:after="0" w:line="252" w:lineRule="auto"/>
             </w:pPr>
             <w:r>
               <w:rPr>
                 <w:rFonts w:ascii="Avenir Next" w:hAnsi="Avenir Next" w:cs="Avenir Next" w:eastAsia="Avenir Next"/>
                 <w:color w:val="1A1A1A"/>
-                <w:sz w:val="20"/>
+                <w:sz w:val="22"/>
                 <w:szCs w:val="20"/>
               </w:rPr>
               <w:t xml:space="preserve">You will list every factor of 45 and build a factor tree for 42.</w:t>
@@ -2067,7 +2079,8 @@
           </w:tcPr>
           <w:p>
             <w:pPr>
-              <w:spacing w:before="0" w:after="0" w:line="252" w:lineRule="auto"/>
+              <w:pStyle w:val="Heading2"/>
+              <w:spacing w:before="0" w:after="0" w:line="246" w:lineRule="auto"/>
             </w:pPr>
             <w:r>
               <w:rPr>
@@ -2090,13 +2103,13 @@
           </w:tcPr>
           <w:p>
             <w:pPr>
-              <w:spacing w:before="0" w:after="0" w:line="264" w:lineRule="auto"/>
+              <w:spacing w:before="0" w:after="0" w:line="252" w:lineRule="auto"/>
             </w:pPr>
             <w:r>
               <w:rPr>
                 <w:rFonts w:ascii="Avenir Next" w:hAnsi="Avenir Next" w:cs="Avenir Next" w:eastAsia="Avenir Next"/>
                 <w:color w:val="1A1A1A"/>
-                <w:sz w:val="20"/>
+                <w:sz w:val="22"/>
                 <w:szCs w:val="20"/>
               </w:rPr>
               <w:t xml:space="preserve">Test whether 2, 3, or 5 divides a number like 45.  </w:t>
@@ -2106,7 +2119,7 @@
                 <w:rFonts w:ascii="Avenir Next" w:hAnsi="Avenir Next" w:cs="Avenir Next" w:eastAsia="Avenir Next"/>
                 <w:b/>
                 <w:color w:val="1A1A1A"/>
-                <w:sz w:val="20"/>
+                <w:sz w:val="22"/>
                 <w:szCs w:val="20"/>
               </w:rPr>
               <w:t xml:space="preserve">You will use it in Practice Form A, problems 2 and 3.</w:t>
@@ -2117,6 +2130,7 @@
     </w:tbl>
     <w:p>
       <w:pPr>
+        <w:pStyle w:val="Heading2"/>
         <w:keepNext/>
         <w:pBdr>
           <w:bottom w:val="single" w:sz="8" w:space="3" w:color="003A70"/>
@@ -2124,7 +2138,7 @@
         <w:tabs>
           <w:tab w:val="right" w:pos="9504"/>
         </w:tabs>
-        <w:spacing w:before="50" w:after="36" w:line="240" w:lineRule="auto"/>
+        <w:spacing w:before="42" w:after="31" w:line="240" w:lineRule="auto"/>
       </w:pPr>
       <w:r>
         <w:rPr>
@@ -2132,7 +2146,7 @@
           <w:b/>
           <w:color w:val="003A70"/>
           <w:spacing w:val="14"/>
-          <w:sz w:val="19"/>
+          <w:sz w:val="22"/>
           <w:szCs w:val="19"/>
         </w:rPr>
         <w:t xml:space="preserve">STEPS TO FOLLOW</w:t>
@@ -2151,7 +2165,7 @@
           <w:rFonts w:ascii="Avenir Next" w:hAnsi="Avenir Next" w:cs="Avenir Next" w:eastAsia="Avenir Next"/>
           <w:i/>
           <w:color w:val="5A5F66"/>
-          <w:sz w:val="17"/>
+          <w:sz w:val="22"/>
           <w:szCs w:val="17"/>
         </w:rPr>
         <w:t xml:space="preserve">use these same steps on every problem</w:t>
@@ -2193,6 +2207,7 @@
           </w:tcPr>
           <w:p>
             <w:pPr>
+              <w:pStyle w:val="Heading1"/>
               <w:spacing w:before="0" w:after="0" w:line="240" w:lineRule="auto"/>
               <w:jc w:val="center"/>
             </w:pPr>
@@ -2215,13 +2230,13 @@
           </w:tcPr>
           <w:p>
             <w:pPr>
-              <w:spacing w:before="0" w:after="0" w:line="264" w:lineRule="auto"/>
+              <w:spacing w:before="0" w:after="0" w:line="252" w:lineRule="auto"/>
             </w:pPr>
             <w:r>
               <w:rPr>
                 <w:rFonts w:ascii="Avenir Next" w:hAnsi="Avenir Next" w:cs="Avenir Next" w:eastAsia="Avenir Next"/>
                 <w:color w:val="1A1A1A"/>
-                <w:sz w:val="21"/>
+                <w:sz w:val="22"/>
                 <w:szCs w:val="21"/>
               </w:rPr>
               <w:t xml:space="preserve">Test </w:t>
@@ -2231,7 +2246,7 @@
                 <w:rFonts w:ascii="Avenir Next" w:hAnsi="Avenir Next" w:cs="Avenir Next" w:eastAsia="Avenir Next"/>
                 <w:b/>
                 <w:color w:val="1A1A1A"/>
-                <w:sz w:val="21"/>
+                <w:sz w:val="22"/>
                 <w:szCs w:val="21"/>
               </w:rPr>
               <w:t xml:space="preserve">2</w:t>
@@ -2240,7 +2255,7 @@
               <w:rPr>
                 <w:rFonts w:ascii="Avenir Next" w:hAnsi="Avenir Next" w:cs="Avenir Next" w:eastAsia="Avenir Next"/>
                 <w:color w:val="1A1A1A"/>
-                <w:sz w:val="21"/>
+                <w:sz w:val="22"/>
                 <w:szCs w:val="21"/>
               </w:rPr>
               <w:t xml:space="preserve">: is the ones digit even?</w:t>
@@ -2259,6 +2274,7 @@
           </w:tcPr>
           <w:p>
             <w:pPr>
+              <w:pStyle w:val="Heading1"/>
               <w:spacing w:before="0" w:after="0" w:line="240" w:lineRule="auto"/>
               <w:jc w:val="center"/>
             </w:pPr>
@@ -2281,13 +2297,13 @@
           </w:tcPr>
           <w:p>
             <w:pPr>
-              <w:spacing w:before="0" w:after="0" w:line="264" w:lineRule="auto"/>
+              <w:spacing w:before="0" w:after="0" w:line="252" w:lineRule="auto"/>
             </w:pPr>
             <w:r>
               <w:rPr>
                 <w:rFonts w:ascii="Avenir Next" w:hAnsi="Avenir Next" w:cs="Avenir Next" w:eastAsia="Avenir Next"/>
                 <w:color w:val="1A1A1A"/>
-                <w:sz w:val="21"/>
+                <w:sz w:val="22"/>
                 <w:szCs w:val="21"/>
               </w:rPr>
               <w:t xml:space="preserve">Test </w:t>
@@ -2297,7 +2313,7 @@
                 <w:rFonts w:ascii="Avenir Next" w:hAnsi="Avenir Next" w:cs="Avenir Next" w:eastAsia="Avenir Next"/>
                 <w:b/>
                 <w:color w:val="1A1A1A"/>
-                <w:sz w:val="21"/>
+                <w:sz w:val="22"/>
                 <w:szCs w:val="21"/>
               </w:rPr>
               <w:t xml:space="preserve">5</w:t>
@@ -2306,7 +2322,7 @@
               <w:rPr>
                 <w:rFonts w:ascii="Avenir Next" w:hAnsi="Avenir Next" w:cs="Avenir Next" w:eastAsia="Avenir Next"/>
                 <w:color w:val="1A1A1A"/>
-                <w:sz w:val="21"/>
+                <w:sz w:val="22"/>
                 <w:szCs w:val="21"/>
               </w:rPr>
               <w:t xml:space="preserve">: is the ones digit 0 or 5?</w:t>
@@ -2325,6 +2341,7 @@
           </w:tcPr>
           <w:p>
             <w:pPr>
+              <w:pStyle w:val="Heading1"/>
               <w:spacing w:before="0" w:after="0" w:line="240" w:lineRule="auto"/>
               <w:jc w:val="center"/>
             </w:pPr>
@@ -2347,13 +2364,13 @@
           </w:tcPr>
           <w:p>
             <w:pPr>
-              <w:spacing w:before="0" w:after="0" w:line="264" w:lineRule="auto"/>
+              <w:spacing w:before="0" w:after="0" w:line="252" w:lineRule="auto"/>
             </w:pPr>
             <w:r>
               <w:rPr>
                 <w:rFonts w:ascii="Avenir Next" w:hAnsi="Avenir Next" w:cs="Avenir Next" w:eastAsia="Avenir Next"/>
                 <w:color w:val="1A1A1A"/>
-                <w:sz w:val="21"/>
+                <w:sz w:val="22"/>
                 <w:szCs w:val="21"/>
               </w:rPr>
               <w:t xml:space="preserve">Test </w:t>
@@ -2363,7 +2380,7 @@
                 <w:rFonts w:ascii="Avenir Next" w:hAnsi="Avenir Next" w:cs="Avenir Next" w:eastAsia="Avenir Next"/>
                 <w:b/>
                 <w:color w:val="1A1A1A"/>
-                <w:sz w:val="21"/>
+                <w:sz w:val="22"/>
                 <w:szCs w:val="21"/>
               </w:rPr>
               <w:t xml:space="preserve">3</w:t>
@@ -2372,7 +2389,7 @@
               <w:rPr>
                 <w:rFonts w:ascii="Avenir Next" w:hAnsi="Avenir Next" w:cs="Avenir Next" w:eastAsia="Avenir Next"/>
                 <w:color w:val="1A1A1A"/>
-                <w:sz w:val="21"/>
+                <w:sz w:val="22"/>
                 <w:szCs w:val="21"/>
               </w:rPr>
               <w:t xml:space="preserve">: add the digits. Does 3 divide the sum?</w:t>
@@ -2383,6 +2400,7 @@
     </w:tbl>
     <w:p>
       <w:pPr>
+        <w:pStyle w:val="Heading2"/>
         <w:keepNext/>
         <w:pBdr>
           <w:bottom w:val="single" w:sz="8" w:space="3" w:color="003A70"/>
@@ -2390,7 +2408,7 @@
         <w:tabs>
           <w:tab w:val="right" w:pos="9504"/>
         </w:tabs>
-        <w:spacing w:before="50" w:after="36" w:line="240" w:lineRule="auto"/>
+        <w:spacing w:before="42" w:after="31" w:line="240" w:lineRule="auto"/>
       </w:pPr>
       <w:r>
         <w:rPr>
@@ -2398,7 +2416,7 @@
           <w:b/>
           <w:color w:val="003A70"/>
           <w:spacing w:val="14"/>
-          <w:sz w:val="19"/>
+          <w:sz w:val="22"/>
           <w:szCs w:val="19"/>
         </w:rPr>
         <w:t xml:space="preserve">WATCH ME</w:t>
@@ -2417,7 +2435,7 @@
           <w:rFonts w:ascii="Avenir Next" w:hAnsi="Avenir Next" w:cs="Avenir Next" w:eastAsia="Avenir Next"/>
           <w:i/>
           <w:color w:val="5A5F66"/>
-          <w:sz w:val="17"/>
+          <w:sz w:val="22"/>
           <w:szCs w:val="17"/>
         </w:rPr>
         <w:t xml:space="preserve">the steps in action</w:t>
@@ -2425,14 +2443,14 @@
     </w:p>
     <w:p>
       <w:pPr>
-        <w:spacing w:before="0" w:after="40" w:line="264" w:lineRule="auto"/>
+        <w:spacing w:before="0" w:after="34" w:line="252" w:lineRule="auto"/>
       </w:pPr>
       <w:r>
         <w:rPr>
           <w:rFonts w:ascii="Avenir Next" w:hAnsi="Avenir Next" w:cs="Avenir Next" w:eastAsia="Avenir Next"/>
           <w:b/>
           <w:color w:val="1A1A1A"/>
-          <w:sz w:val="21"/>
+          <w:sz w:val="22"/>
           <w:szCs w:val="21"/>
         </w:rPr>
         <w:t xml:space="preserve">Which of 2, 3, and 5 divide 45?</w:t>
@@ -2443,7 +2461,7 @@
         <w:tabs>
           <w:tab w:val="left" w:pos="950"/>
         </w:tabs>
-        <w:spacing w:before="0" w:after="24" w:line="256" w:lineRule="auto"/>
+        <w:spacing w:before="0" w:after="20" w:line="248" w:lineRule="auto"/>
         <w:ind w:left="950" w:hanging="950"/>
       </w:pPr>
       <w:r>
@@ -2451,25 +2469,25 @@
           <w:rFonts w:ascii="Avenir Next" w:hAnsi="Avenir Next" w:cs="Avenir Next" w:eastAsia="Avenir Next"/>
           <w:b/>
           <w:color w:val="003A70"/>
+          <w:sz w:val="22"/>
+          <w:szCs w:val="19"/>
+        </w:rPr>
+        <w:t xml:space="preserve">Step 1</w:t>
+      </w:r>
+      <w:r>
+        <w:rPr>
+          <w:rFonts w:ascii="Avenir Next" w:hAnsi="Avenir Next" w:cs="Avenir Next" w:eastAsia="Avenir Next"/>
+          <w:color w:val="1A1A1A"/>
           <w:sz w:val="19"/>
           <w:szCs w:val="19"/>
         </w:rPr>
-        <w:t xml:space="preserve">Step 1</w:t>
-      </w:r>
-      <w:r>
-        <w:rPr>
-          <w:rFonts w:ascii="Avenir Next" w:hAnsi="Avenir Next" w:cs="Avenir Next" w:eastAsia="Avenir Next"/>
-          <w:color w:val="1A1A1A"/>
-          <w:sz w:val="19"/>
-          <w:szCs w:val="19"/>
-        </w:rPr>
         <w:tab/>
       </w:r>
       <w:r>
         <w:rPr>
           <w:rFonts w:ascii="Avenir Next" w:hAnsi="Avenir Next" w:cs="Avenir Next" w:eastAsia="Avenir Next"/>
           <w:color w:val="1A1A1A"/>
-          <w:sz w:val="21"/>
+          <w:sz w:val="22"/>
           <w:szCs w:val="21"/>
         </w:rPr>
         <w:t xml:space="preserve">The ones digit is 5. It is odd, so 2: no.</w:t>
@@ -2480,7 +2498,7 @@
         <w:tabs>
           <w:tab w:val="left" w:pos="950"/>
         </w:tabs>
-        <w:spacing w:before="0" w:after="24" w:line="256" w:lineRule="auto"/>
+        <w:spacing w:before="0" w:after="20" w:line="248" w:lineRule="auto"/>
         <w:ind w:left="950" w:hanging="950"/>
       </w:pPr>
       <w:r>
@@ -2488,25 +2506,25 @@
           <w:rFonts w:ascii="Avenir Next" w:hAnsi="Avenir Next" w:cs="Avenir Next" w:eastAsia="Avenir Next"/>
           <w:b/>
           <w:color w:val="003A70"/>
+          <w:sz w:val="22"/>
+          <w:szCs w:val="19"/>
+        </w:rPr>
+        <w:t xml:space="preserve">Step 2</w:t>
+      </w:r>
+      <w:r>
+        <w:rPr>
+          <w:rFonts w:ascii="Avenir Next" w:hAnsi="Avenir Next" w:cs="Avenir Next" w:eastAsia="Avenir Next"/>
+          <w:color w:val="1A1A1A"/>
           <w:sz w:val="19"/>
           <w:szCs w:val="19"/>
         </w:rPr>
-        <w:t xml:space="preserve">Step 2</w:t>
-      </w:r>
-      <w:r>
-        <w:rPr>
-          <w:rFonts w:ascii="Avenir Next" w:hAnsi="Avenir Next" w:cs="Avenir Next" w:eastAsia="Avenir Next"/>
-          <w:color w:val="1A1A1A"/>
-          <w:sz w:val="19"/>
-          <w:szCs w:val="19"/>
-        </w:rPr>
         <w:tab/>
       </w:r>
       <w:r>
         <w:rPr>
           <w:rFonts w:ascii="Avenir Next" w:hAnsi="Avenir Next" w:cs="Avenir Next" w:eastAsia="Avenir Next"/>
           <w:color w:val="1A1A1A"/>
-          <w:sz w:val="21"/>
+          <w:sz w:val="22"/>
           <w:szCs w:val="21"/>
         </w:rPr>
         <w:t xml:space="preserve">The ones digit is 5, so 5: yes.</w:t>
@@ -2517,7 +2535,7 @@
         <w:tabs>
           <w:tab w:val="left" w:pos="950"/>
         </w:tabs>
-        <w:spacing w:before="0" w:after="24" w:line="256" w:lineRule="auto"/>
+        <w:spacing w:before="0" w:after="20" w:line="248" w:lineRule="auto"/>
         <w:ind w:left="950" w:hanging="950"/>
       </w:pPr>
       <w:r>
@@ -2525,25 +2543,25 @@
           <w:rFonts w:ascii="Avenir Next" w:hAnsi="Avenir Next" w:cs="Avenir Next" w:eastAsia="Avenir Next"/>
           <w:b/>
           <w:color w:val="003A70"/>
+          <w:sz w:val="22"/>
+          <w:szCs w:val="19"/>
+        </w:rPr>
+        <w:t xml:space="preserve">Step 3</w:t>
+      </w:r>
+      <w:r>
+        <w:rPr>
+          <w:rFonts w:ascii="Avenir Next" w:hAnsi="Avenir Next" w:cs="Avenir Next" w:eastAsia="Avenir Next"/>
+          <w:color w:val="1A1A1A"/>
           <w:sz w:val="19"/>
           <w:szCs w:val="19"/>
         </w:rPr>
-        <w:t xml:space="preserve">Step 3</w:t>
-      </w:r>
-      <w:r>
-        <w:rPr>
-          <w:rFonts w:ascii="Avenir Next" w:hAnsi="Avenir Next" w:cs="Avenir Next" w:eastAsia="Avenir Next"/>
-          <w:color w:val="1A1A1A"/>
-          <w:sz w:val="19"/>
-          <w:szCs w:val="19"/>
-        </w:rPr>
         <w:tab/>
       </w:r>
       <w:r>
         <w:rPr>
           <w:rFonts w:ascii="Avenir Next" w:hAnsi="Avenir Next" w:cs="Avenir Next" w:eastAsia="Avenir Next"/>
           <w:color w:val="1A1A1A"/>
-          <w:sz w:val="21"/>
+          <w:sz w:val="22"/>
           <w:szCs w:val="21"/>
         </w:rPr>
         <w:t xml:space="preserve">4 + 5 = 9. 3 divides 9, so 3: yes.</w:t>
@@ -2554,7 +2572,7 @@
         <w:tabs>
           <w:tab w:val="left" w:pos="950"/>
         </w:tabs>
-        <w:spacing w:before="20" w:after="0" w:line="256" w:lineRule="auto"/>
+        <w:spacing w:before="17" w:after="0" w:line="248" w:lineRule="auto"/>
         <w:ind w:left="950" w:hanging="950"/>
       </w:pPr>
       <w:r>
@@ -2562,18 +2580,18 @@
           <w:rFonts w:ascii="Avenir Next" w:hAnsi="Avenir Next" w:cs="Avenir Next" w:eastAsia="Avenir Next"/>
           <w:b/>
           <w:color w:val="1A1A1A"/>
+          <w:sz w:val="22"/>
+          <w:szCs w:val="21"/>
+        </w:rPr>
+        <w:t xml:space="preserve">Answer</w:t>
+      </w:r>
+      <w:r>
+        <w:rPr>
+          <w:rFonts w:ascii="Avenir Next" w:hAnsi="Avenir Next" w:cs="Avenir Next" w:eastAsia="Avenir Next"/>
+          <w:color w:val="1A1A1A"/>
           <w:sz w:val="21"/>
           <w:szCs w:val="21"/>
         </w:rPr>
-        <w:t xml:space="preserve">Answer</w:t>
-      </w:r>
-      <w:r>
-        <w:rPr>
-          <w:rFonts w:ascii="Avenir Next" w:hAnsi="Avenir Next" w:cs="Avenir Next" w:eastAsia="Avenir Next"/>
-          <w:color w:val="1A1A1A"/>
-          <w:sz w:val="21"/>
-          <w:szCs w:val="21"/>
-        </w:rPr>
         <w:tab/>
       </w:r>
       <w:r>
@@ -2581,7 +2599,7 @@
           <w:rFonts w:ascii="Avenir Next" w:hAnsi="Avenir Next" w:cs="Avenir Next" w:eastAsia="Avenir Next"/>
           <w:b/>
           <w:color w:val="1A1A1A"/>
-          <w:sz w:val="21"/>
+          <w:sz w:val="22"/>
           <w:szCs w:val="21"/>
         </w:rPr>
         <w:t xml:space="preserve">3 and 5 divide 45. 2 does not.</w:t>
@@ -2589,6 +2607,7 @@
     </w:p>
     <w:p>
       <w:pPr>
+        <w:pStyle w:val="Heading2"/>
         <w:keepNext/>
         <w:pBdr>
           <w:bottom w:val="single" w:sz="8" w:space="3" w:color="003A70"/>
@@ -2596,7 +2615,7 @@
         <w:tabs>
           <w:tab w:val="right" w:pos="9504"/>
         </w:tabs>
-        <w:spacing w:before="50" w:after="36" w:line="240" w:lineRule="auto"/>
+        <w:spacing w:before="42" w:after="31" w:line="240" w:lineRule="auto"/>
       </w:pPr>
       <w:r>
         <w:rPr>
@@ -2604,7 +2623,7 @@
           <w:b/>
           <w:color w:val="003A70"/>
           <w:spacing w:val="14"/>
-          <w:sz w:val="19"/>
+          <w:sz w:val="22"/>
           <w:szCs w:val="19"/>
         </w:rPr>
         <w:t xml:space="preserve">TRY IT WITH HELP</w:t>
@@ -2623,7 +2642,7 @@
           <w:rFonts w:ascii="Avenir Next" w:hAnsi="Avenir Next" w:cs="Avenir Next" w:eastAsia="Avenir Next"/>
           <w:i/>
           <w:color w:val="5A5F66"/>
-          <w:sz w:val="17"/>
+          <w:sz w:val="22"/>
           <w:szCs w:val="17"/>
         </w:rPr>
         <w:t xml:space="preserve">fill in each step</w:t>
@@ -2635,7 +2654,7 @@
         <w:tabs>
           <w:tab w:val="left" w:pos="432"/>
         </w:tabs>
-        <w:spacing w:before="90" w:after="40" w:line="268" w:lineRule="auto"/>
+        <w:spacing w:before="76" w:after="34" w:line="254" w:lineRule="auto"/>
         <w:ind w:left="432" w:hanging="432"/>
       </w:pPr>
       <w:r>
@@ -2673,7 +2692,7 @@
         <w:tabs>
           <w:tab w:val="left" w:pos="1300"/>
         </w:tabs>
-        <w:spacing w:before="0" w:after="24" w:line="272" w:lineRule="auto"/>
+        <w:spacing w:before="0" w:after="20" w:line="256" w:lineRule="auto"/>
         <w:ind w:left="1300" w:hanging="868"/>
       </w:pPr>
       <w:r>
@@ -2681,35 +2700,35 @@
           <w:rFonts w:ascii="Avenir Next" w:hAnsi="Avenir Next" w:cs="Avenir Next" w:eastAsia="Avenir Next"/>
           <w:b/>
           <w:color w:val="003A70"/>
+          <w:sz w:val="22"/>
+          <w:szCs w:val="18"/>
+        </w:rPr>
+        <w:t xml:space="preserve">Step 1</w:t>
+      </w:r>
+      <w:r>
+        <w:rPr>
+          <w:rFonts w:ascii="Avenir Next" w:hAnsi="Avenir Next" w:cs="Avenir Next" w:eastAsia="Avenir Next"/>
+          <w:color w:val="1A1A1A"/>
           <w:sz w:val="18"/>
           <w:szCs w:val="18"/>
         </w:rPr>
-        <w:t xml:space="preserve">Step 1</w:t>
-      </w:r>
-      <w:r>
-        <w:rPr>
-          <w:rFonts w:ascii="Avenir Next" w:hAnsi="Avenir Next" w:cs="Avenir Next" w:eastAsia="Avenir Next"/>
-          <w:color w:val="1A1A1A"/>
-          <w:sz w:val="18"/>
-          <w:szCs w:val="18"/>
-        </w:rPr>
         <w:tab/>
       </w:r>
       <w:r>
         <w:rPr>
           <w:rFonts w:ascii="Avenir Next" w:hAnsi="Avenir Next" w:cs="Avenir Next" w:eastAsia="Avenir Next"/>
           <w:color w:val="1A1A1A"/>
+          <w:sz w:val="22"/>
+          <w:szCs w:val="21"/>
+        </w:rPr>
+        <w:t xml:space="preserve">Ones digit </w:t>
+      </w:r>
+      <w:r>
+        <w:rPr>
+          <w:rFonts w:ascii="Avenir Next" w:hAnsi="Avenir Next" w:cs="Avenir Next" w:eastAsia="Avenir Next"/>
+          <w:color w:val="1A1A1A"/>
           <w:sz w:val="21"/>
           <w:szCs w:val="21"/>
-        </w:rPr>
-        <w:t xml:space="preserve">Ones digit </w:t>
-      </w:r>
-      <w:r>
-        <w:rPr>
-          <w:rFonts w:ascii="Avenir Next" w:hAnsi="Avenir Next" w:cs="Avenir Next" w:eastAsia="Avenir Next"/>
-          <w:color w:val="1A1A1A"/>
-          <w:sz w:val="21"/>
-          <w:szCs w:val="21"/>
           <w:u w:val="single"/>
         </w:rPr>
         <w:t xml:space="preserve">                </w:t>
@@ -2718,7 +2737,7 @@
         <w:rPr>
           <w:rFonts w:ascii="Avenir Next" w:hAnsi="Avenir Next" w:cs="Avenir Next" w:eastAsia="Avenir Next"/>
           <w:color w:val="1A1A1A"/>
-          <w:sz w:val="21"/>
+          <w:sz w:val="22"/>
           <w:szCs w:val="21"/>
         </w:rPr>
         <w:t xml:space="preserve">. Even? </w:t>
@@ -2740,7 +2759,7 @@
         <w:tabs>
           <w:tab w:val="left" w:pos="1300"/>
         </w:tabs>
-        <w:spacing w:before="0" w:after="24" w:line="272" w:lineRule="auto"/>
+        <w:spacing w:before="0" w:after="20" w:line="256" w:lineRule="auto"/>
         <w:ind w:left="1300" w:hanging="868"/>
       </w:pPr>
       <w:r>
@@ -2748,25 +2767,25 @@
           <w:rFonts w:ascii="Avenir Next" w:hAnsi="Avenir Next" w:cs="Avenir Next" w:eastAsia="Avenir Next"/>
           <w:b/>
           <w:color w:val="003A70"/>
+          <w:sz w:val="22"/>
+          <w:szCs w:val="18"/>
+        </w:rPr>
+        <w:t xml:space="preserve">Step 2</w:t>
+      </w:r>
+      <w:r>
+        <w:rPr>
+          <w:rFonts w:ascii="Avenir Next" w:hAnsi="Avenir Next" w:cs="Avenir Next" w:eastAsia="Avenir Next"/>
+          <w:color w:val="1A1A1A"/>
           <w:sz w:val="18"/>
           <w:szCs w:val="18"/>
         </w:rPr>
-        <w:t xml:space="preserve">Step 2</w:t>
-      </w:r>
-      <w:r>
-        <w:rPr>
-          <w:rFonts w:ascii="Avenir Next" w:hAnsi="Avenir Next" w:cs="Avenir Next" w:eastAsia="Avenir Next"/>
-          <w:color w:val="1A1A1A"/>
-          <w:sz w:val="18"/>
-          <w:szCs w:val="18"/>
-        </w:rPr>
         <w:tab/>
       </w:r>
       <w:r>
         <w:rPr>
           <w:rFonts w:ascii="Avenir Next" w:hAnsi="Avenir Next" w:cs="Avenir Next" w:eastAsia="Avenir Next"/>
           <w:color w:val="1A1A1A"/>
-          <w:sz w:val="21"/>
+          <w:sz w:val="22"/>
           <w:szCs w:val="21"/>
         </w:rPr>
         <w:t xml:space="preserve">Ones digit 0 or 5? </w:t>
@@ -2788,7 +2807,7 @@
         <w:tabs>
           <w:tab w:val="left" w:pos="1300"/>
         </w:tabs>
-        <w:spacing w:before="0" w:after="24" w:line="272" w:lineRule="auto"/>
+        <w:spacing w:before="0" w:after="20" w:line="256" w:lineRule="auto"/>
         <w:ind w:left="1300" w:hanging="868"/>
       </w:pPr>
       <w:r>
@@ -2796,35 +2815,35 @@
           <w:rFonts w:ascii="Avenir Next" w:hAnsi="Avenir Next" w:cs="Avenir Next" w:eastAsia="Avenir Next"/>
           <w:b/>
           <w:color w:val="003A70"/>
+          <w:sz w:val="22"/>
+          <w:szCs w:val="18"/>
+        </w:rPr>
+        <w:t xml:space="preserve">Step 3</w:t>
+      </w:r>
+      <w:r>
+        <w:rPr>
+          <w:rFonts w:ascii="Avenir Next" w:hAnsi="Avenir Next" w:cs="Avenir Next" w:eastAsia="Avenir Next"/>
+          <w:color w:val="1A1A1A"/>
           <w:sz w:val="18"/>
           <w:szCs w:val="18"/>
         </w:rPr>
-        <w:t xml:space="preserve">Step 3</w:t>
-      </w:r>
-      <w:r>
-        <w:rPr>
-          <w:rFonts w:ascii="Avenir Next" w:hAnsi="Avenir Next" w:cs="Avenir Next" w:eastAsia="Avenir Next"/>
-          <w:color w:val="1A1A1A"/>
-          <w:sz w:val="18"/>
-          <w:szCs w:val="18"/>
-        </w:rPr>
         <w:tab/>
       </w:r>
       <w:r>
         <w:rPr>
           <w:rFonts w:ascii="Avenir Next" w:hAnsi="Avenir Next" w:cs="Avenir Next" w:eastAsia="Avenir Next"/>
           <w:color w:val="1A1A1A"/>
+          <w:sz w:val="22"/>
+          <w:szCs w:val="21"/>
+        </w:rPr>
+        <w:t xml:space="preserve">4 + 2 = </w:t>
+      </w:r>
+      <w:r>
+        <w:rPr>
+          <w:rFonts w:ascii="Avenir Next" w:hAnsi="Avenir Next" w:cs="Avenir Next" w:eastAsia="Avenir Next"/>
+          <w:color w:val="1A1A1A"/>
           <w:sz w:val="21"/>
           <w:szCs w:val="21"/>
-        </w:rPr>
-        <w:t xml:space="preserve">4 + 2 = </w:t>
-      </w:r>
-      <w:r>
-        <w:rPr>
-          <w:rFonts w:ascii="Avenir Next" w:hAnsi="Avenir Next" w:cs="Avenir Next" w:eastAsia="Avenir Next"/>
-          <w:color w:val="1A1A1A"/>
-          <w:sz w:val="21"/>
-          <w:szCs w:val="21"/>
           <w:u w:val="single"/>
         </w:rPr>
         <w:t xml:space="preserve">                </w:t>
@@ -2833,7 +2852,7 @@
         <w:rPr>
           <w:rFonts w:ascii="Avenir Next" w:hAnsi="Avenir Next" w:cs="Avenir Next" w:eastAsia="Avenir Next"/>
           <w:color w:val="1A1A1A"/>
-          <w:sz w:val="21"/>
+          <w:sz w:val="22"/>
           <w:szCs w:val="21"/>
         </w:rPr>
         <w:t xml:space="preserve">. Does 3 divide it? </w:t>
@@ -2860,7 +2879,7 @@
         <w:tabs>
           <w:tab w:val="left" w:pos="432"/>
         </w:tabs>
-        <w:spacing w:before="90" w:after="40" w:line="268" w:lineRule="auto"/>
+        <w:spacing w:before="76" w:after="34" w:line="254" w:lineRule="auto"/>
         <w:ind w:left="432" w:hanging="432"/>
       </w:pPr>
       <w:r>
@@ -2898,7 +2917,7 @@
         <w:tabs>
           <w:tab w:val="left" w:pos="1300"/>
         </w:tabs>
-        <w:spacing w:before="0" w:after="24" w:line="272" w:lineRule="auto"/>
+        <w:spacing w:before="0" w:after="20" w:line="256" w:lineRule="auto"/>
         <w:ind w:left="1300" w:hanging="868"/>
       </w:pPr>
       <w:r>
@@ -2906,35 +2925,35 @@
           <w:rFonts w:ascii="Avenir Next" w:hAnsi="Avenir Next" w:cs="Avenir Next" w:eastAsia="Avenir Next"/>
           <w:b/>
           <w:color w:val="003A70"/>
+          <w:sz w:val="22"/>
+          <w:szCs w:val="18"/>
+        </w:rPr>
+        <w:t xml:space="preserve">Step 1</w:t>
+      </w:r>
+      <w:r>
+        <w:rPr>
+          <w:rFonts w:ascii="Avenir Next" w:hAnsi="Avenir Next" w:cs="Avenir Next" w:eastAsia="Avenir Next"/>
+          <w:color w:val="1A1A1A"/>
           <w:sz w:val="18"/>
           <w:szCs w:val="18"/>
         </w:rPr>
-        <w:t xml:space="preserve">Step 1</w:t>
-      </w:r>
-      <w:r>
-        <w:rPr>
-          <w:rFonts w:ascii="Avenir Next" w:hAnsi="Avenir Next" w:cs="Avenir Next" w:eastAsia="Avenir Next"/>
-          <w:color w:val="1A1A1A"/>
-          <w:sz w:val="18"/>
-          <w:szCs w:val="18"/>
-        </w:rPr>
         <w:tab/>
       </w:r>
       <w:r>
         <w:rPr>
           <w:rFonts w:ascii="Avenir Next" w:hAnsi="Avenir Next" w:cs="Avenir Next" w:eastAsia="Avenir Next"/>
           <w:color w:val="1A1A1A"/>
+          <w:sz w:val="22"/>
+          <w:szCs w:val="21"/>
+        </w:rPr>
+        <w:t xml:space="preserve">Ones digit </w:t>
+      </w:r>
+      <w:r>
+        <w:rPr>
+          <w:rFonts w:ascii="Avenir Next" w:hAnsi="Avenir Next" w:cs="Avenir Next" w:eastAsia="Avenir Next"/>
+          <w:color w:val="1A1A1A"/>
           <w:sz w:val="21"/>
           <w:szCs w:val="21"/>
-        </w:rPr>
-        <w:t xml:space="preserve">Ones digit </w:t>
-      </w:r>
-      <w:r>
-        <w:rPr>
-          <w:rFonts w:ascii="Avenir Next" w:hAnsi="Avenir Next" w:cs="Avenir Next" w:eastAsia="Avenir Next"/>
-          <w:color w:val="1A1A1A"/>
-          <w:sz w:val="21"/>
-          <w:szCs w:val="21"/>
           <w:u w:val="single"/>
         </w:rPr>
         <w:t xml:space="preserve">                </w:t>
@@ -2943,7 +2962,7 @@
         <w:rPr>
           <w:rFonts w:ascii="Avenir Next" w:hAnsi="Avenir Next" w:cs="Avenir Next" w:eastAsia="Avenir Next"/>
           <w:color w:val="1A1A1A"/>
-          <w:sz w:val="21"/>
+          <w:sz w:val="22"/>
           <w:szCs w:val="21"/>
         </w:rPr>
         <w:t xml:space="preserve">. Even? </w:t>
@@ -2965,7 +2984,7 @@
         <w:tabs>
           <w:tab w:val="left" w:pos="1300"/>
         </w:tabs>
-        <w:spacing w:before="0" w:after="24" w:line="272" w:lineRule="auto"/>
+        <w:spacing w:before="0" w:after="20" w:line="256" w:lineRule="auto"/>
         <w:ind w:left="1300" w:hanging="868"/>
       </w:pPr>
       <w:r>
@@ -2973,25 +2992,25 @@
           <w:rFonts w:ascii="Avenir Next" w:hAnsi="Avenir Next" w:cs="Avenir Next" w:eastAsia="Avenir Next"/>
           <w:b/>
           <w:color w:val="003A70"/>
+          <w:sz w:val="22"/>
+          <w:szCs w:val="18"/>
+        </w:rPr>
+        <w:t xml:space="preserve">Step 2</w:t>
+      </w:r>
+      <w:r>
+        <w:rPr>
+          <w:rFonts w:ascii="Avenir Next" w:hAnsi="Avenir Next" w:cs="Avenir Next" w:eastAsia="Avenir Next"/>
+          <w:color w:val="1A1A1A"/>
           <w:sz w:val="18"/>
           <w:szCs w:val="18"/>
         </w:rPr>
-        <w:t xml:space="preserve">Step 2</w:t>
-      </w:r>
-      <w:r>
-        <w:rPr>
-          <w:rFonts w:ascii="Avenir Next" w:hAnsi="Avenir Next" w:cs="Avenir Next" w:eastAsia="Avenir Next"/>
-          <w:color w:val="1A1A1A"/>
-          <w:sz w:val="18"/>
-          <w:szCs w:val="18"/>
-        </w:rPr>
         <w:tab/>
       </w:r>
       <w:r>
         <w:rPr>
           <w:rFonts w:ascii="Avenir Next" w:hAnsi="Avenir Next" w:cs="Avenir Next" w:eastAsia="Avenir Next"/>
           <w:color w:val="1A1A1A"/>
-          <w:sz w:val="21"/>
+          <w:sz w:val="22"/>
           <w:szCs w:val="21"/>
         </w:rPr>
         <w:t xml:space="preserve">Ones digit 0 or 5? </w:t>
@@ -3013,7 +3032,7 @@
         <w:tabs>
           <w:tab w:val="left" w:pos="1300"/>
         </w:tabs>
-        <w:spacing w:before="0" w:after="24" w:line="272" w:lineRule="auto"/>
+        <w:spacing w:before="0" w:after="20" w:line="256" w:lineRule="auto"/>
         <w:ind w:left="1300" w:hanging="868"/>
       </w:pPr>
       <w:r>
@@ -3021,28 +3040,47 @@
           <w:rFonts w:ascii="Avenir Next" w:hAnsi="Avenir Next" w:cs="Avenir Next" w:eastAsia="Avenir Next"/>
           <w:b/>
           <w:color w:val="003A70"/>
+          <w:sz w:val="22"/>
+          <w:szCs w:val="18"/>
+        </w:rPr>
+        <w:t xml:space="preserve">Step 3</w:t>
+      </w:r>
+      <w:r>
+        <w:rPr>
+          <w:rFonts w:ascii="Avenir Next" w:hAnsi="Avenir Next" w:cs="Avenir Next" w:eastAsia="Avenir Next"/>
+          <w:color w:val="1A1A1A"/>
           <w:sz w:val="18"/>
           <w:szCs w:val="18"/>
         </w:rPr>
-        <w:t xml:space="preserve">Step 3</w:t>
-      </w:r>
-      <w:r>
-        <w:rPr>
-          <w:rFonts w:ascii="Avenir Next" w:hAnsi="Avenir Next" w:cs="Avenir Next" w:eastAsia="Avenir Next"/>
-          <w:color w:val="1A1A1A"/>
-          <w:sz w:val="18"/>
-          <w:szCs w:val="18"/>
-        </w:rPr>
         <w:tab/>
       </w:r>
       <w:r>
         <w:rPr>
           <w:rFonts w:ascii="Avenir Next" w:hAnsi="Avenir Next" w:cs="Avenir Next" w:eastAsia="Avenir Next"/>
           <w:color w:val="1A1A1A"/>
+          <w:sz w:val="22"/>
+          <w:szCs w:val="21"/>
+        </w:rPr>
+        <w:t xml:space="preserve">3 + 5 = </w:t>
+      </w:r>
+      <w:r>
+        <w:rPr>
+          <w:rFonts w:ascii="Avenir Next" w:hAnsi="Avenir Next" w:cs="Avenir Next" w:eastAsia="Avenir Next"/>
+          <w:color w:val="1A1A1A"/>
           <w:sz w:val="21"/>
           <w:szCs w:val="21"/>
-        </w:rPr>
-        <w:t xml:space="preserve">3 + 5 = </w:t>
+          <w:u w:val="single"/>
+        </w:rPr>
+        <w:t xml:space="preserve">                </w:t>
+      </w:r>
+      <w:r>
+        <w:rPr>
+          <w:rFonts w:ascii="Avenir Next" w:hAnsi="Avenir Next" w:cs="Avenir Next" w:eastAsia="Avenir Next"/>
+          <w:color w:val="1A1A1A"/>
+          <w:sz w:val="22"/>
+          <w:szCs w:val="21"/>
+        </w:rPr>
+        <w:t xml:space="preserve">. Does 3 divide it? </w:t>
       </w:r>
       <w:r>
         <w:rPr>
@@ -3054,25 +3092,6 @@
         </w:rPr>
         <w:t xml:space="preserve">                </w:t>
       </w:r>
-      <w:r>
-        <w:rPr>
-          <w:rFonts w:ascii="Avenir Next" w:hAnsi="Avenir Next" w:cs="Avenir Next" w:eastAsia="Avenir Next"/>
-          <w:color w:val="1A1A1A"/>
-          <w:sz w:val="21"/>
-          <w:szCs w:val="21"/>
-        </w:rPr>
-        <w:t xml:space="preserve">. Does 3 divide it? </w:t>
-      </w:r>
-      <w:r>
-        <w:rPr>
-          <w:rFonts w:ascii="Avenir Next" w:hAnsi="Avenir Next" w:cs="Avenir Next" w:eastAsia="Avenir Next"/>
-          <w:color w:val="1A1A1A"/>
-          <w:sz w:val="21"/>
-          <w:szCs w:val="21"/>
-          <w:u w:val="single"/>
-        </w:rPr>
-        <w:t xml:space="preserve">                </w:t>
-      </w:r>
     </w:p>
     <w:p>
       <w:pPr>
@@ -3081,6 +3100,7 @@
     </w:p>
     <w:p>
       <w:pPr>
+        <w:pStyle w:val="Heading2"/>
         <w:keepNext/>
         <w:pBdr>
           <w:bottom w:val="single" w:sz="8" w:space="3" w:color="003A70"/>
@@ -3088,7 +3108,7 @@
         <w:tabs>
           <w:tab w:val="right" w:pos="9504"/>
         </w:tabs>
-        <w:spacing w:before="50" w:after="36" w:line="240" w:lineRule="auto"/>
+        <w:spacing w:before="42" w:after="31" w:line="240" w:lineRule="auto"/>
       </w:pPr>
       <w:r>
         <w:rPr>
@@ -3096,7 +3116,7 @@
           <w:b/>
           <w:color w:val="003A70"/>
           <w:spacing w:val="14"/>
-          <w:sz w:val="19"/>
+          <w:sz w:val="22"/>
           <w:szCs w:val="19"/>
         </w:rPr>
         <w:t xml:space="preserve">YOUR TURN</w:t>
@@ -3115,7 +3135,7 @@
           <w:rFonts w:ascii="Avenir Next" w:hAnsi="Avenir Next" w:cs="Avenir Next" w:eastAsia="Avenir Next"/>
           <w:i/>
           <w:color w:val="5A5F66"/>
-          <w:sz w:val="17"/>
+          <w:sz w:val="22"/>
           <w:szCs w:val="17"/>
         </w:rPr>
         <w:t xml:space="preserve">use the steps on your own</w:t>
@@ -3165,7 +3185,7 @@
               <w:tabs>
                 <w:tab w:val="left" w:pos="432"/>
               </w:tabs>
-              <w:spacing w:before="90" w:after="40" w:line="268" w:lineRule="auto"/>
+              <w:spacing w:before="76" w:after="34" w:line="254" w:lineRule="auto"/>
               <w:ind w:left="432" w:hanging="432"/>
             </w:pPr>
             <w:r>
@@ -3239,7 +3259,7 @@
                     <w:tabs>
                       <w:tab w:val="left" w:pos="340"/>
                     </w:tabs>
-                    <w:spacing w:before="0" w:after="0" w:line="276" w:lineRule="auto"/>
+                    <w:spacing w:before="0" w:after="0" w:line="258" w:lineRule="auto"/>
                     <w:ind w:left="340" w:hanging="340"/>
                   </w:pPr>
                   <w:r>
@@ -3301,7 +3321,7 @@
                     <w:tabs>
                       <w:tab w:val="left" w:pos="340"/>
                     </w:tabs>
-                    <w:spacing w:before="0" w:after="0" w:line="276" w:lineRule="auto"/>
+                    <w:spacing w:before="0" w:after="0" w:line="258" w:lineRule="auto"/>
                     <w:ind w:left="340" w:hanging="340"/>
                   </w:pPr>
                   <w:r>
@@ -3363,7 +3383,7 @@
                     <w:tabs>
                       <w:tab w:val="left" w:pos="340"/>
                     </w:tabs>
-                    <w:spacing w:before="0" w:after="0" w:line="276" w:lineRule="auto"/>
+                    <w:spacing w:before="0" w:after="0" w:line="258" w:lineRule="auto"/>
                     <w:ind w:left="340" w:hanging="340"/>
                   </w:pPr>
                   <w:r>
@@ -3431,7 +3451,7 @@
                     <w:tabs>
                       <w:tab w:val="left" w:pos="340"/>
                     </w:tabs>
-                    <w:spacing w:before="0" w:after="0" w:line="276" w:lineRule="auto"/>
+                    <w:spacing w:before="0" w:after="0" w:line="258" w:lineRule="auto"/>
                     <w:ind w:left="340" w:hanging="340"/>
                   </w:pPr>
                   <w:r>
@@ -3493,7 +3513,7 @@
                     <w:tabs>
                       <w:tab w:val="left" w:pos="340"/>
                     </w:tabs>
-                    <w:spacing w:before="0" w:after="0" w:line="276" w:lineRule="auto"/>
+                    <w:spacing w:before="0" w:after="0" w:line="258" w:lineRule="auto"/>
                     <w:ind w:left="340" w:hanging="340"/>
                   </w:pPr>
                   <w:r>
@@ -3555,7 +3575,7 @@
                     <w:tabs>
                       <w:tab w:val="left" w:pos="340"/>
                     </w:tabs>
-                    <w:spacing w:before="0" w:after="0" w:line="276" w:lineRule="auto"/>
+                    <w:spacing w:before="0" w:after="0" w:line="258" w:lineRule="auto"/>
                     <w:ind w:left="340" w:hanging="340"/>
                   </w:pPr>
                   <w:r>
@@ -3624,6 +3644,7 @@
     </w:p>
     <w:p>
       <w:pPr>
+        <w:pStyle w:val="Heading2"/>
         <w:keepNext/>
         <w:pBdr>
           <w:bottom w:val="single" w:sz="8" w:space="3" w:color="003A70"/>
@@ -3631,7 +3652,7 @@
         <w:tabs>
           <w:tab w:val="right" w:pos="9504"/>
         </w:tabs>
-        <w:spacing w:before="50" w:after="36" w:line="240" w:lineRule="auto"/>
+        <w:spacing w:before="42" w:after="31" w:line="240" w:lineRule="auto"/>
       </w:pPr>
       <w:r>
         <w:rPr>
@@ -3639,7 +3660,7 @@
           <w:b/>
           <w:color w:val="003A70"/>
           <w:spacing w:val="14"/>
-          <w:sz w:val="19"/>
+          <w:sz w:val="22"/>
           <w:szCs w:val="19"/>
         </w:rPr>
         <w:t xml:space="preserve">READY CHECK</w:t>
@@ -3658,7 +3679,7 @@
           <w:rFonts w:ascii="Avenir Next" w:hAnsi="Avenir Next" w:cs="Avenir Next" w:eastAsia="Avenir Next"/>
           <w:i/>
           <w:color w:val="5A5F66"/>
-          <w:sz w:val="17"/>
+          <w:sz w:val="22"/>
           <w:szCs w:val="17"/>
         </w:rPr>
         <w:t xml:space="preserve">a problem like the one in today’s lesson</w:t>
@@ -3708,7 +3729,7 @@
               <w:tabs>
                 <w:tab w:val="left" w:pos="432"/>
               </w:tabs>
-              <w:spacing w:before="90" w:after="40" w:line="268" w:lineRule="auto"/>
+              <w:spacing w:before="76" w:after="34" w:line="254" w:lineRule="auto"/>
               <w:ind w:left="432" w:hanging="432"/>
             </w:pPr>
             <w:r>
@@ -3780,7 +3801,7 @@
                     <w:tabs>
                       <w:tab w:val="left" w:pos="340"/>
                     </w:tabs>
-                    <w:spacing w:before="0" w:after="0" w:line="264" w:lineRule="auto"/>
+                    <w:spacing w:before="0" w:after="0" w:line="252" w:lineRule="auto"/>
                     <w:ind w:left="340" w:hanging="340"/>
                   </w:pPr>
                   <w:r>
@@ -3788,25 +3809,25 @@
                       <w:rFonts w:ascii="Avenir Next" w:hAnsi="Avenir Next" w:cs="Avenir Next" w:eastAsia="Avenir Next"/>
                       <w:b/>
                       <w:color w:val="003A70"/>
+                      <w:sz w:val="22"/>
+                      <w:szCs w:val="21"/>
+                    </w:rPr>
+                    <w:t xml:space="preserve">A</w:t>
+                  </w:r>
+                  <w:r>
+                    <w:rPr>
+                      <w:rFonts w:ascii="Avenir Next" w:hAnsi="Avenir Next" w:cs="Avenir Next" w:eastAsia="Avenir Next"/>
+                      <w:color w:val="1A1A1A"/>
                       <w:sz w:val="21"/>
                       <w:szCs w:val="21"/>
                     </w:rPr>
-                    <w:t xml:space="preserve">A</w:t>
-                  </w:r>
-                  <w:r>
-                    <w:rPr>
-                      <w:rFonts w:ascii="Avenir Next" w:hAnsi="Avenir Next" w:cs="Avenir Next" w:eastAsia="Avenir Next"/>
-                      <w:color w:val="1A1A1A"/>
-                      <w:sz w:val="21"/>
-                      <w:szCs w:val="21"/>
-                    </w:rPr>
                     <w:tab/>
                   </w:r>
                   <w:r>
                     <w:rPr>
                       <w:rFonts w:ascii="Avenir Next" w:hAnsi="Avenir Next" w:cs="Avenir Next" w:eastAsia="Avenir Next"/>
                       <w:color w:val="1A1A1A"/>
-                      <w:sz w:val="21"/>
+                      <w:sz w:val="22"/>
                       <w:szCs w:val="21"/>
                     </w:rPr>
                     <w:t xml:space="preserve">1, 3, 5, 9, 15, 45</w:t>
@@ -3823,7 +3844,7 @@
                     <w:tabs>
                       <w:tab w:val="left" w:pos="340"/>
                     </w:tabs>
-                    <w:spacing w:before="0" w:after="0" w:line="264" w:lineRule="auto"/>
+                    <w:spacing w:before="0" w:after="0" w:line="252" w:lineRule="auto"/>
                     <w:ind w:left="340" w:hanging="340"/>
                   </w:pPr>
                   <w:r>
@@ -3831,25 +3852,25 @@
                       <w:rFonts w:ascii="Avenir Next" w:hAnsi="Avenir Next" w:cs="Avenir Next" w:eastAsia="Avenir Next"/>
                       <w:b/>
                       <w:color w:val="003A70"/>
+                      <w:sz w:val="22"/>
+                      <w:szCs w:val="21"/>
+                    </w:rPr>
+                    <w:t xml:space="preserve">B</w:t>
+                  </w:r>
+                  <w:r>
+                    <w:rPr>
+                      <w:rFonts w:ascii="Avenir Next" w:hAnsi="Avenir Next" w:cs="Avenir Next" w:eastAsia="Avenir Next"/>
+                      <w:color w:val="1A1A1A"/>
                       <w:sz w:val="21"/>
                       <w:szCs w:val="21"/>
                     </w:rPr>
-                    <w:t xml:space="preserve">B</w:t>
-                  </w:r>
-                  <w:r>
-                    <w:rPr>
-                      <w:rFonts w:ascii="Avenir Next" w:hAnsi="Avenir Next" w:cs="Avenir Next" w:eastAsia="Avenir Next"/>
-                      <w:color w:val="1A1A1A"/>
-                      <w:sz w:val="21"/>
-                      <w:szCs w:val="21"/>
-                    </w:rPr>
                     <w:tab/>
                   </w:r>
                   <w:r>
                     <w:rPr>
                       <w:rFonts w:ascii="Avenir Next" w:hAnsi="Avenir Next" w:cs="Avenir Next" w:eastAsia="Avenir Next"/>
                       <w:color w:val="1A1A1A"/>
-                      <w:sz w:val="21"/>
+                      <w:sz w:val="22"/>
                       <w:szCs w:val="21"/>
                     </w:rPr>
                     <w:t xml:space="preserve">1, 5, 9, 45</w:t>
@@ -3871,7 +3892,7 @@
                     <w:tabs>
                       <w:tab w:val="left" w:pos="340"/>
                     </w:tabs>
-                    <w:spacing w:before="0" w:after="0" w:line="264" w:lineRule="auto"/>
+                    <w:spacing w:before="0" w:after="0" w:line="252" w:lineRule="auto"/>
                     <w:ind w:left="340" w:hanging="340"/>
                   </w:pPr>
                   <w:r>
@@ -3879,25 +3900,25 @@
                       <w:rFonts w:ascii="Avenir Next" w:hAnsi="Avenir Next" w:cs="Avenir Next" w:eastAsia="Avenir Next"/>
                       <w:b/>
                       <w:color w:val="003A70"/>
+                      <w:sz w:val="22"/>
+                      <w:szCs w:val="21"/>
+                    </w:rPr>
+                    <w:t xml:space="preserve">C</w:t>
+                  </w:r>
+                  <w:r>
+                    <w:rPr>
+                      <w:rFonts w:ascii="Avenir Next" w:hAnsi="Avenir Next" w:cs="Avenir Next" w:eastAsia="Avenir Next"/>
+                      <w:color w:val="1A1A1A"/>
                       <w:sz w:val="21"/>
                       <w:szCs w:val="21"/>
                     </w:rPr>
-                    <w:t xml:space="preserve">C</w:t>
-                  </w:r>
-                  <w:r>
-                    <w:rPr>
-                      <w:rFonts w:ascii="Avenir Next" w:hAnsi="Avenir Next" w:cs="Avenir Next" w:eastAsia="Avenir Next"/>
-                      <w:color w:val="1A1A1A"/>
-                      <w:sz w:val="21"/>
-                      <w:szCs w:val="21"/>
-                    </w:rPr>
                     <w:tab/>
                   </w:r>
                   <w:r>
                     <w:rPr>
                       <w:rFonts w:ascii="Avenir Next" w:hAnsi="Avenir Next" w:cs="Avenir Next" w:eastAsia="Avenir Next"/>
                       <w:color w:val="1A1A1A"/>
-                      <w:sz w:val="21"/>
+                      <w:sz w:val="22"/>
                       <w:szCs w:val="21"/>
                     </w:rPr>
                     <w:t xml:space="preserve">3, 5, 9, 15</w:t>
@@ -3914,7 +3935,7 @@
                     <w:tabs>
                       <w:tab w:val="left" w:pos="340"/>
                     </w:tabs>
-                    <w:spacing w:before="0" w:after="0" w:line="264" w:lineRule="auto"/>
+                    <w:spacing w:before="0" w:after="0" w:line="252" w:lineRule="auto"/>
                     <w:ind w:left="340" w:hanging="340"/>
                   </w:pPr>
                   <w:r>
@@ -3922,25 +3943,25 @@
                       <w:rFonts w:ascii="Avenir Next" w:hAnsi="Avenir Next" w:cs="Avenir Next" w:eastAsia="Avenir Next"/>
                       <w:b/>
                       <w:color w:val="003A70"/>
+                      <w:sz w:val="22"/>
+                      <w:szCs w:val="21"/>
+                    </w:rPr>
+                    <w:t xml:space="preserve">D</w:t>
+                  </w:r>
+                  <w:r>
+                    <w:rPr>
+                      <w:rFonts w:ascii="Avenir Next" w:hAnsi="Avenir Next" w:cs="Avenir Next" w:eastAsia="Avenir Next"/>
+                      <w:color w:val="1A1A1A"/>
                       <w:sz w:val="21"/>
                       <w:szCs w:val="21"/>
                     </w:rPr>
-                    <w:t xml:space="preserve">D</w:t>
-                  </w:r>
-                  <w:r>
-                    <w:rPr>
-                      <w:rFonts w:ascii="Avenir Next" w:hAnsi="Avenir Next" w:cs="Avenir Next" w:eastAsia="Avenir Next"/>
-                      <w:color w:val="1A1A1A"/>
-                      <w:sz w:val="21"/>
-                      <w:szCs w:val="21"/>
-                    </w:rPr>
                     <w:tab/>
                   </w:r>
                   <w:r>
                     <w:rPr>
                       <w:rFonts w:ascii="Avenir Next" w:hAnsi="Avenir Next" w:cs="Avenir Next" w:eastAsia="Avenir Next"/>
                       <w:color w:val="1A1A1A"/>
-                      <w:sz w:val="21"/>
+                      <w:sz w:val="22"/>
                       <w:szCs w:val="21"/>
                     </w:rPr>
                     <w:t xml:space="preserve">1, 3, 5, 15, 45</w:t>
@@ -3989,19 +4010,42 @@
         <w:tblLook w:val="0000" w:firstRow="0" w:lastRow="0" w:firstColumn="0" w:lastColumn="0" w:noHBand="1" w:noVBand="1"/>
       </w:tblPr>
       <w:tblGrid>
-        <w:gridCol w:w="2000"/>
-        <w:gridCol w:w="2300"/>
-        <w:gridCol w:w="2100"/>
-        <w:gridCol w:w="3104"/>
+        <w:gridCol w:w="1750"/>
+        <w:gridCol w:w="2500"/>
+        <w:gridCol w:w="2200"/>
+        <w:gridCol w:w="3054"/>
       </w:tblGrid>
       <w:tr>
         <w:trPr>
           <w:cantSplit/>
-          <w:trHeight w:val="320" w:hRule="atLeast"/>
+          <w:trHeight w:val="300" w:hRule="atLeast"/>
         </w:trPr>
         <w:tc>
           <w:tcPr>
-            <w:tcW w:w="2000" w:type="dxa"/>
+            <w:tcW w:w="1750" w:type="dxa"/>
+            <w:vAlign w:val="center"/>
+          </w:tcPr>
+          <w:p>
+            <w:pPr>
+              <w:pStyle w:val="Heading2"/>
+              <w:spacing w:before="0" w:after="0" w:line="240" w:lineRule="auto"/>
+            </w:pPr>
+            <w:r>
+              <w:rPr>
+                <w:rFonts w:ascii="Avenir Next" w:hAnsi="Avenir Next" w:cs="Avenir Next" w:eastAsia="Avenir Next"/>
+                <w:b/>
+                <w:color w:val="003A70"/>
+                <w:spacing w:val="12"/>
+                <w:sz w:val="15"/>
+                <w:szCs w:val="15"/>
+              </w:rPr>
+              <w:t xml:space="preserve">CHECK YOURSELF</w:t>
+            </w:r>
+          </w:p>
+        </w:tc>
+        <w:tc>
+          <w:tcPr>
+            <w:tcW w:w="2500" w:type="dxa"/>
             <w:vAlign w:val="center"/>
           </w:tcPr>
           <w:p>
@@ -4010,20 +4054,27 @@
             </w:pPr>
             <w:r>
               <w:rPr>
-                <w:rFonts w:ascii="Avenir Next" w:hAnsi="Avenir Next" w:cs="Avenir Next" w:eastAsia="Avenir Next"/>
-                <w:b/>
-                <w:color w:val="003A70"/>
-                <w:spacing w:val="12"/>
-                <w:sz w:val="15"/>
-                <w:szCs w:val="15"/>
-              </w:rPr>
-              <w:t xml:space="preserve">CHECK YOURSELF</w:t>
+                <w:rFonts w:ascii="Arial" w:hAnsi="Arial" w:cs="Arial" w:eastAsia="Arial"/>
+                <w:color w:val="1A1A1A"/>
+                <w:sz w:val="20"/>
+                <w:szCs w:val="20"/>
+              </w:rPr>
+              <w:t xml:space="preserve">□</w:t>
+            </w:r>
+            <w:r>
+              <w:rPr>
+                <w:rFonts w:ascii="Avenir Next" w:hAnsi="Avenir Next" w:cs="Avenir Next" w:eastAsia="Avenir Next"/>
+                <w:color w:val="1A1A1A"/>
+                <w:sz w:val="17"/>
+                <w:szCs w:val="17"/>
+              </w:rPr>
+              <w:t xml:space="preserve">  I can do this on my own</w:t>
             </w:r>
           </w:p>
         </w:tc>
         <w:tc>
           <w:tcPr>
-            <w:tcW w:w="2300" w:type="dxa"/>
+            <w:tcW w:w="2200" w:type="dxa"/>
             <w:vAlign w:val="center"/>
           </w:tcPr>
           <w:p>
@@ -4034,8 +4085,8 @@
               <w:rPr>
                 <w:rFonts w:ascii="Arial" w:hAnsi="Arial" w:cs="Arial" w:eastAsia="Arial"/>
                 <w:color w:val="1A1A1A"/>
-                <w:sz w:val="24"/>
-                <w:szCs w:val="24"/>
+                <w:sz w:val="20"/>
+                <w:szCs w:val="20"/>
               </w:rPr>
               <w:t xml:space="preserve">□</w:t>
             </w:r>
@@ -4046,13 +4097,13 @@
                 <w:sz w:val="17"/>
                 <w:szCs w:val="17"/>
               </w:rPr>
-              <w:t xml:space="preserve">  I can do this on my own</w:t>
+              <w:t xml:space="preserve">  I need a little help</w:t>
             </w:r>
           </w:p>
         </w:tc>
         <w:tc>
           <w:tcPr>
-            <w:tcW w:w="2100" w:type="dxa"/>
+            <w:tcW w:w="3054" w:type="dxa"/>
             <w:vAlign w:val="center"/>
           </w:tcPr>
           <w:p>
@@ -4063,37 +4114,8 @@
               <w:rPr>
                 <w:rFonts w:ascii="Arial" w:hAnsi="Arial" w:cs="Arial" w:eastAsia="Arial"/>
                 <w:color w:val="1A1A1A"/>
-                <w:sz w:val="24"/>
-                <w:szCs w:val="24"/>
-              </w:rPr>
-              <w:t xml:space="preserve">□</w:t>
-            </w:r>
-            <w:r>
-              <w:rPr>
-                <w:rFonts w:ascii="Avenir Next" w:hAnsi="Avenir Next" w:cs="Avenir Next" w:eastAsia="Avenir Next"/>
-                <w:color w:val="1A1A1A"/>
-                <w:sz w:val="17"/>
-                <w:szCs w:val="17"/>
-              </w:rPr>
-              <w:t xml:space="preserve">  I need a little help</w:t>
-            </w:r>
-          </w:p>
-        </w:tc>
-        <w:tc>
-          <w:tcPr>
-            <w:tcW w:w="3104" w:type="dxa"/>
-            <w:vAlign w:val="center"/>
-          </w:tcPr>
-          <w:p>
-            <w:pPr>
-              <w:spacing w:before="0" w:after="0" w:line="240" w:lineRule="auto"/>
-            </w:pPr>
-            <w:r>
-              <w:rPr>
-                <w:rFonts w:ascii="Arial" w:hAnsi="Arial" w:cs="Arial" w:eastAsia="Arial"/>
-                <w:color w:val="1A1A1A"/>
-                <w:sz w:val="24"/>
-                <w:szCs w:val="24"/>
+                <w:sz w:val="20"/>
+                <w:szCs w:val="20"/>
               </w:rPr>
               <w:t xml:space="preserve">□</w:t>
             </w:r>
@@ -4128,7 +4150,7 @@
     <w:sectPr>
       <w:footerReference w:type="default" r:id="rIdFooter1"/>
       <w:pgSz w:w="12240" w:h="15840"/>
-      <w:pgMar w:top="893" w:right="1224" w:bottom="835" w:left="1512" w:header="432" w:footer="432" w:gutter="0"/>
+      <w:pgMar w:top="780" w:right="1224" w:bottom="760" w:left="1512" w:header="432" w:footer="432" w:gutter="0"/>
       <w:cols w:space="720"/>
     </w:sectPr>
   </w:body>
@@ -4208,7 +4230,106 @@
               <w:sz w:val="15"/>
               <w:szCs w:val="15"/>
             </w:rPr>
-            <w:t xml:space="preserve">Lesson 6-7  ·  Session 1  ·  Prerequisite Practice A</w:t>
+            <w:t xml:space="preserve">6-7 · Page </w:t>
+          </w:r>
+          <w:r>
+            <w:rPr>
+              <w:rFonts w:ascii="Avenir Next" w:hAnsi="Avenir Next" w:cs="Avenir Next" w:eastAsia="Avenir Next"/>
+              <w:color w:val="5A5F66"/>
+              <w:sz w:val="15"/>
+              <w:szCs w:val="15"/>
+            </w:rPr>
+            <w:fldChar w:fldCharType="begin"/>
+          </w:r>
+          <w:r>
+            <w:rPr>
+              <w:rFonts w:ascii="Avenir Next" w:hAnsi="Avenir Next" w:cs="Avenir Next" w:eastAsia="Avenir Next"/>
+              <w:color w:val="5A5F66"/>
+              <w:sz w:val="15"/>
+              <w:szCs w:val="15"/>
+            </w:rPr>
+            <w:instrText xml:space="preserve"> PAGE </w:instrText>
+          </w:r>
+          <w:r>
+            <w:rPr>
+              <w:rFonts w:ascii="Avenir Next" w:hAnsi="Avenir Next" w:cs="Avenir Next" w:eastAsia="Avenir Next"/>
+              <w:color w:val="5A5F66"/>
+              <w:sz w:val="15"/>
+              <w:szCs w:val="15"/>
+            </w:rPr>
+            <w:fldChar w:fldCharType="separate"/>
+          </w:r>
+          <w:r>
+            <w:rPr>
+              <w:rFonts w:ascii="Avenir Next" w:hAnsi="Avenir Next" w:cs="Avenir Next" w:eastAsia="Avenir Next"/>
+              <w:color w:val="5A5F66"/>
+              <w:sz w:val="15"/>
+              <w:szCs w:val="15"/>
+            </w:rPr>
+            <w:t xml:space="preserve">1</w:t>
+          </w:r>
+          <w:r>
+            <w:rPr>
+              <w:rFonts w:ascii="Avenir Next" w:hAnsi="Avenir Next" w:cs="Avenir Next" w:eastAsia="Avenir Next"/>
+              <w:color w:val="5A5F66"/>
+              <w:sz w:val="15"/>
+              <w:szCs w:val="15"/>
+            </w:rPr>
+            <w:fldChar w:fldCharType="end"/>
+          </w:r>
+          <w:r>
+            <w:rPr>
+              <w:rFonts w:ascii="Avenir Next" w:hAnsi="Avenir Next" w:cs="Avenir Next" w:eastAsia="Avenir Next"/>
+              <w:color w:val="5A5F66"/>
+              <w:sz w:val="15"/>
+              <w:szCs w:val="15"/>
+            </w:rPr>
+            <w:t xml:space="preserve"> of </w:t>
+          </w:r>
+          <w:r>
+            <w:rPr>
+              <w:rFonts w:ascii="Avenir Next" w:hAnsi="Avenir Next" w:cs="Avenir Next" w:eastAsia="Avenir Next"/>
+              <w:color w:val="5A5F66"/>
+              <w:sz w:val="15"/>
+              <w:szCs w:val="15"/>
+            </w:rPr>
+            <w:fldChar w:fldCharType="begin"/>
+          </w:r>
+          <w:r>
+            <w:rPr>
+              <w:rFonts w:ascii="Avenir Next" w:hAnsi="Avenir Next" w:cs="Avenir Next" w:eastAsia="Avenir Next"/>
+              <w:color w:val="5A5F66"/>
+              <w:sz w:val="15"/>
+              <w:szCs w:val="15"/>
+            </w:rPr>
+            <w:instrText xml:space="preserve"> NUMPAGES </w:instrText>
+          </w:r>
+          <w:r>
+            <w:rPr>
+              <w:rFonts w:ascii="Avenir Next" w:hAnsi="Avenir Next" w:cs="Avenir Next" w:eastAsia="Avenir Next"/>
+              <w:color w:val="5A5F66"/>
+              <w:sz w:val="15"/>
+              <w:szCs w:val="15"/>
+            </w:rPr>
+            <w:fldChar w:fldCharType="separate"/>
+          </w:r>
+          <w:r>
+            <w:rPr>
+              <w:rFonts w:ascii="Avenir Next" w:hAnsi="Avenir Next" w:cs="Avenir Next" w:eastAsia="Avenir Next"/>
+              <w:color w:val="5A5F66"/>
+              <w:sz w:val="15"/>
+              <w:szCs w:val="15"/>
+            </w:rPr>
+            <w:t xml:space="preserve">1</w:t>
+          </w:r>
+          <w:r>
+            <w:rPr>
+              <w:rFonts w:ascii="Avenir Next" w:hAnsi="Avenir Next" w:cs="Avenir Next" w:eastAsia="Avenir Next"/>
+              <w:color w:val="5A5F66"/>
+              <w:sz w:val="15"/>
+              <w:szCs w:val="15"/>
+            </w:rPr>
+            <w:fldChar w:fldCharType="end"/>
           </w:r>
         </w:p>
       </w:tc>
@@ -4251,5 +4372,23 @@
       </w:tblCellMar>
     </w:tblPr>
   </w:style>
+  <w:style w:type="paragraph" w:styleId="Heading1">
+    <w:name w:val="heading 1"/>
+    <w:basedOn w:val="Normal"/>
+    <w:pPr>
+      <w:outlineLvl w:val="0"/>
+      <w:keepNext w:val="0"/>
+      <w:keepLines w:val="0"/>
+    </w:pPr>
+  </w:style>
+  <w:style w:type="paragraph" w:styleId="Heading2">
+    <w:name w:val="heading 2"/>
+    <w:basedOn w:val="Normal"/>
+    <w:pPr>
+      <w:outlineLvl w:val="1"/>
+      <w:keepNext w:val="0"/>
+      <w:keepLines w:val="0"/>
+    </w:pPr>
+  </w:style>
 </w:styles>
 </file>